--- a/exercises/Bài tập tổng hợp 45-47 - Câu bị động/Đề 1.docx
+++ b/exercises/Bài tập tổng hợp 45-47 - Câu bị động/Đề 1.docx
@@ -3,604 +3,2788 @@
 <w:document xmlns:w="http://schemas.openxmlformats.org/wordprocessingml/2006/main">
   <w:body>
     <w:p>
-      <w:r>
-        <w:rPr>
+      <w:pPr>
+        <w:spacing w:before="0" w:after="280"/>
+        <w:keepNext/>
+        <w:jc w:val="center"/>
+      </w:pPr>
+      <w:r>
+        <w:rPr>
+          <w:color w:val="000000"/>
           <w:b/>
         </w:rPr>
-        <w:t xml:space="preserve">ĐỀ TỔNG HỢP 45–47 – ĐỀ 1</w:t>
-      </w:r>
-    </w:p>
-    <w:p>
-      <w:r>
-        <w:t xml:space="preserve">PASSIVE VOICE – BASIC, TENSES AND ADVANCED STRUCTURES</w:t>
-      </w:r>
-    </w:p>
-    <w:p>
-      <w:r>
-        <w:t xml:space="preserve">Họ và tên: __________________________                         Điểm: ________/100</w:t>
-      </w:r>
-    </w:p>
-    <w:p>
-      <w:r>
-        <w:rPr>
+        <w:t>ĐỀ TỔNG HỢP 45–47 – ĐỀ 1</w:t>
+      </w:r>
+    </w:p>
+    <w:p>
+      <w:pPr>
+        <w:spacing w:before="0" w:after="180"/>
+        <w:jc w:val="center"/>
+      </w:pPr>
+      <w:r>
+        <w:rPr>
+          <w:color w:val="000000"/>
           <w:b/>
         </w:rPr>
-        <w:t xml:space="preserve">PHẦN 1. CHỌN ĐÁP ÁN ĐÚNG (10 điểm)</w:t>
-      </w:r>
-    </w:p>
-    <w:p>
-      <w:r>
-        <w:t xml:space="preserve">1. English ___ in many countries. A speaks B is spoken C spoke</w:t>
-      </w:r>
-    </w:p>
-    <w:p>
-      <w:r>
-        <w:t xml:space="preserve">2. The bridge ___ last year. A built B was built C is built</w:t>
-      </w:r>
-    </w:p>
-    <w:p>
-      <w:r>
-        <w:t xml:space="preserve">3. The room ___ now. A is cleaning B is being cleaned C cleaned</w:t>
-      </w:r>
-    </w:p>
-    <w:p>
-      <w:r>
-        <w:t xml:space="preserve">4. The letters ___ yesterday. A were sent B are sent C sent</w:t>
-      </w:r>
-    </w:p>
-    <w:p>
-      <w:r>
-        <w:t xml:space="preserve">5. A new school ___ next year. A will build B will be built C is built</w:t>
-      </w:r>
-    </w:p>
-    <w:p>
-      <w:r>
-        <w:t xml:space="preserve">6. The work ___. A has completed B has been completed C was completing</w:t>
-      </w:r>
-    </w:p>
-    <w:p>
-      <w:r>
-        <w:t xml:space="preserve">7. The road ___ when we arrived. A was being repaired B repaired C is repaired</w:t>
-      </w:r>
-    </w:p>
-    <w:p>
-      <w:r>
-        <w:t xml:space="preserve">8. The plan ___ tomorrow. A is going to discuss B is going to be discussed C discussed</w:t>
-      </w:r>
-    </w:p>
-    <w:p>
-      <w:r>
-        <w:t xml:space="preserve">9. The rules ___ by everyone. A must follow B must be followed C must followed</w:t>
-      </w:r>
-    </w:p>
-    <w:p>
-      <w:r>
-        <w:t xml:space="preserve">10. The window ___ by the ball. A broke B was broken C is breaking</w:t>
-      </w:r>
-    </w:p>
-    <w:p>
-      <w:r>
-        <w:rPr>
+        <w:t>PASSIVE VOICE – BASIC, TENSES AND ADVANCED STRUCTURES</w:t>
+      </w:r>
+    </w:p>
+    <w:p>
+      <w:pPr>
+        <w:spacing w:before="0" w:after="100"/>
+      </w:pPr>
+      <w:r>
+        <w:rPr>
+          <w:color w:val="000000"/>
+        </w:rPr>
+        <w:t>Họ và tên: __________________________                         Điểm: ________/100</w:t>
+      </w:r>
+    </w:p>
+    <w:p>
+      <w:pPr>
+        <w:spacing w:before="0" w:after="100"/>
+      </w:pPr>
+      <w:r>
+        <w:rPr>
+          <w:color w:val="000000"/>
+        </w:rPr>
+        <w:t>Phạm vi kiến thức: Bài 45–47 — câu bị động cơ bản; các thì bị động; động từ khuyết thiếu; hai tân ngữ; động từ tường thuật; have/get something done.</w:t>
+      </w:r>
+    </w:p>
+    <w:p>
+      <w:pPr>
+        <w:spacing w:before="0" w:after="100"/>
+      </w:pPr>
+      <w:r>
+        <w:rPr>
+          <w:color w:val="000000"/>
+        </w:rPr>
+        <w:t>Thời gian làm bài dự kiến: 90 phút.</w:t>
+      </w:r>
+    </w:p>
+    <w:p>
+      <w:pPr>
+        <w:spacing w:before="0" w:after="100"/>
+      </w:pPr>
+      <w:r>
+        <w:rPr>
+          <w:color w:val="000000"/>
+        </w:rPr>
+        <w:t>Tổng điểm: 100 điểm.</w:t>
+      </w:r>
+    </w:p>
+    <w:p>
+      <w:pPr>
+        <w:spacing w:before="0" w:after="120"/>
+      </w:pPr>
+      <w:r>
+        <w:rPr>
+          <w:color w:val="000000"/>
+        </w:rPr>
+        <w:t>Hướng dẫn chung: Làm lần lượt từng phần và kiểm tra thì, trợ động từ, quá khứ phân từ cùng vị trí tân ngữ trong câu bị động trước khi nộp bài.</w:t>
+      </w:r>
+    </w:p>
+    <w:p>
+      <w:pPr>
+        <w:spacing w:before="240" w:after="60"/>
+        <w:keepNext/>
+      </w:pPr>
+      <w:r>
+        <w:rPr>
+          <w:color w:val="000000"/>
           <w:b/>
         </w:rPr>
-        <w:t xml:space="preserve">PHẦN 2. CHUYỂN CHỦ ĐỘNG SANG BỊ ĐỘNG (10 điểm)</w:t>
-      </w:r>
-    </w:p>
-    <w:p>
-      <w:r>
-        <w:t xml:space="preserve">1. People grow coffee here.</w:t>
-      </w:r>
-    </w:p>
-    <w:p>
-      <w:r>
-        <w:t xml:space="preserve">2. They opened the museum in 2010.</w:t>
-      </w:r>
-    </w:p>
-    <w:p>
-      <w:r>
-        <w:t xml:space="preserve">3. Someone is painting the door.</w:t>
-      </w:r>
-    </w:p>
-    <w:p>
-      <w:r>
-        <w:t xml:space="preserve">4. They were repairing the road.</w:t>
-      </w:r>
-    </w:p>
-    <w:p>
-      <w:r>
-        <w:t xml:space="preserve">5. The company will announce the result.</w:t>
-      </w:r>
-    </w:p>
-    <w:p>
-      <w:r>
-        <w:t xml:space="preserve">6. They are going to build a hospital.</w:t>
-      </w:r>
-    </w:p>
-    <w:p>
-      <w:r>
-        <w:t xml:space="preserve">7. Scientists have discovered a new species.</w:t>
-      </w:r>
-    </w:p>
-    <w:p>
-      <w:r>
-        <w:t xml:space="preserve">8. You must wear a helmet.</w:t>
-      </w:r>
-    </w:p>
-    <w:p>
-      <w:r>
-        <w:t xml:space="preserve">9. They cannot solve the problem.</w:t>
-      </w:r>
-    </w:p>
-    <w:p>
-      <w:r>
-        <w:t xml:space="preserve">10. Did Lan write this letter?</w:t>
-      </w:r>
-    </w:p>
-    <w:p>
-      <w:r>
-        <w:rPr>
+        <w:t>PHẦN 1. CHỌN ĐÁP ÁN ĐÚNG (10 điểm)</w:t>
+      </w:r>
+    </w:p>
+    <w:p>
+      <w:pPr>
+        <w:spacing w:before="0" w:after="60"/>
+        <w:keepNext/>
+      </w:pPr>
+      <w:r>
+        <w:rPr>
+          <w:color w:val="000000"/>
+          <w:i/>
+        </w:rPr>
+        <w:t>Hướng dẫn: Đọc từng câu và chọn dạng bị động phù hợp nhất.</w:t>
+      </w:r>
+    </w:p>
+    <w:p>
+      <w:pPr>
+        <w:spacing w:before="120" w:after="60"/>
+        <w:keepNext/>
+      </w:pPr>
+      <w:r>
+        <w:rPr>
+          <w:color w:val="000000"/>
+        </w:rPr>
+        <w:t>1. English ___ in many countries.</w:t>
+      </w:r>
+    </w:p>
+    <w:p>
+      <w:pPr>
+        <w:spacing w:before="0" w:after="40"/>
+        <w:keepNext/>
+      </w:pPr>
+      <w:r>
+        <w:rPr>
+          <w:color w:val="000000"/>
+        </w:rPr>
+        <w:t>A. speaks</w:t>
+      </w:r>
+    </w:p>
+    <w:p>
+      <w:pPr>
+        <w:spacing w:before="0" w:after="40"/>
+        <w:keepNext/>
+      </w:pPr>
+      <w:r>
+        <w:rPr>
+          <w:color w:val="000000"/>
+        </w:rPr>
+        <w:t>B. is spoken</w:t>
+      </w:r>
+    </w:p>
+    <w:p>
+      <w:pPr>
+        <w:spacing w:before="0" w:after="200"/>
+      </w:pPr>
+      <w:r>
+        <w:rPr>
+          <w:color w:val="000000"/>
+        </w:rPr>
+        <w:t>C. spoke</w:t>
+      </w:r>
+    </w:p>
+    <w:p>
+      <w:pPr>
+        <w:spacing w:before="120" w:after="60"/>
+        <w:keepNext/>
+      </w:pPr>
+      <w:r>
+        <w:rPr>
+          <w:color w:val="000000"/>
+        </w:rPr>
+        <w:t>2. The bridge ___ last year.</w:t>
+      </w:r>
+    </w:p>
+    <w:p>
+      <w:pPr>
+        <w:spacing w:before="0" w:after="40"/>
+        <w:keepNext/>
+      </w:pPr>
+      <w:r>
+        <w:rPr>
+          <w:color w:val="000000"/>
+        </w:rPr>
+        <w:t>A. built</w:t>
+      </w:r>
+    </w:p>
+    <w:p>
+      <w:pPr>
+        <w:spacing w:before="0" w:after="40"/>
+        <w:keepNext/>
+      </w:pPr>
+      <w:r>
+        <w:rPr>
+          <w:color w:val="000000"/>
+        </w:rPr>
+        <w:t>B. was built</w:t>
+      </w:r>
+    </w:p>
+    <w:p>
+      <w:pPr>
+        <w:spacing w:before="0" w:after="200"/>
+      </w:pPr>
+      <w:r>
+        <w:rPr>
+          <w:color w:val="000000"/>
+        </w:rPr>
+        <w:t>C. is built</w:t>
+      </w:r>
+    </w:p>
+    <w:p>
+      <w:pPr>
+        <w:spacing w:before="120" w:after="60"/>
+        <w:keepNext/>
+      </w:pPr>
+      <w:r>
+        <w:rPr>
+          <w:color w:val="000000"/>
+        </w:rPr>
+        <w:t>3. The room ___ now.</w:t>
+      </w:r>
+    </w:p>
+    <w:p>
+      <w:pPr>
+        <w:spacing w:before="0" w:after="40"/>
+        <w:keepNext/>
+      </w:pPr>
+      <w:r>
+        <w:rPr>
+          <w:color w:val="000000"/>
+        </w:rPr>
+        <w:t>A. is cleaning</w:t>
+      </w:r>
+    </w:p>
+    <w:p>
+      <w:pPr>
+        <w:spacing w:before="0" w:after="40"/>
+        <w:keepNext/>
+      </w:pPr>
+      <w:r>
+        <w:rPr>
+          <w:color w:val="000000"/>
+        </w:rPr>
+        <w:t>B. is being cleaned</w:t>
+      </w:r>
+    </w:p>
+    <w:p>
+      <w:pPr>
+        <w:spacing w:before="0" w:after="200"/>
+      </w:pPr>
+      <w:r>
+        <w:rPr>
+          <w:color w:val="000000"/>
+        </w:rPr>
+        <w:t>C. cleaned</w:t>
+      </w:r>
+    </w:p>
+    <w:p>
+      <w:pPr>
+        <w:spacing w:before="120" w:after="60"/>
+        <w:keepNext/>
+      </w:pPr>
+      <w:r>
+        <w:rPr>
+          <w:color w:val="000000"/>
+        </w:rPr>
+        <w:t>4. The letters ___ yesterday.</w:t>
+      </w:r>
+    </w:p>
+    <w:p>
+      <w:pPr>
+        <w:spacing w:before="0" w:after="40"/>
+        <w:keepNext/>
+      </w:pPr>
+      <w:r>
+        <w:rPr>
+          <w:color w:val="000000"/>
+        </w:rPr>
+        <w:t>A. were sent</w:t>
+      </w:r>
+    </w:p>
+    <w:p>
+      <w:pPr>
+        <w:spacing w:before="0" w:after="40"/>
+        <w:keepNext/>
+      </w:pPr>
+      <w:r>
+        <w:rPr>
+          <w:color w:val="000000"/>
+        </w:rPr>
+        <w:t>B. are sent</w:t>
+      </w:r>
+    </w:p>
+    <w:p>
+      <w:pPr>
+        <w:spacing w:before="0" w:after="200"/>
+      </w:pPr>
+      <w:r>
+        <w:rPr>
+          <w:color w:val="000000"/>
+        </w:rPr>
+        <w:t>C. sent</w:t>
+      </w:r>
+    </w:p>
+    <w:p>
+      <w:pPr>
+        <w:spacing w:before="120" w:after="60"/>
+        <w:keepNext/>
+      </w:pPr>
+      <w:r>
+        <w:rPr>
+          <w:color w:val="000000"/>
+        </w:rPr>
+        <w:t>5. A new school ___ next year.</w:t>
+      </w:r>
+    </w:p>
+    <w:p>
+      <w:pPr>
+        <w:spacing w:before="0" w:after="40"/>
+        <w:keepNext/>
+      </w:pPr>
+      <w:r>
+        <w:rPr>
+          <w:color w:val="000000"/>
+        </w:rPr>
+        <w:t>A. will build</w:t>
+      </w:r>
+    </w:p>
+    <w:p>
+      <w:pPr>
+        <w:spacing w:before="0" w:after="40"/>
+        <w:keepNext/>
+      </w:pPr>
+      <w:r>
+        <w:rPr>
+          <w:color w:val="000000"/>
+        </w:rPr>
+        <w:t>B. will be built</w:t>
+      </w:r>
+    </w:p>
+    <w:p>
+      <w:pPr>
+        <w:spacing w:before="0" w:after="200"/>
+      </w:pPr>
+      <w:r>
+        <w:rPr>
+          <w:color w:val="000000"/>
+        </w:rPr>
+        <w:t>C. is built</w:t>
+      </w:r>
+    </w:p>
+    <w:p>
+      <w:pPr>
+        <w:spacing w:before="120" w:after="60"/>
+        <w:keepNext/>
+      </w:pPr>
+      <w:r>
+        <w:rPr>
+          <w:color w:val="000000"/>
+        </w:rPr>
+        <w:t>6. The work ___.</w:t>
+      </w:r>
+    </w:p>
+    <w:p>
+      <w:pPr>
+        <w:spacing w:before="0" w:after="40"/>
+        <w:keepNext/>
+      </w:pPr>
+      <w:r>
+        <w:rPr>
+          <w:color w:val="000000"/>
+        </w:rPr>
+        <w:t>A. has completed</w:t>
+      </w:r>
+    </w:p>
+    <w:p>
+      <w:pPr>
+        <w:spacing w:before="0" w:after="40"/>
+        <w:keepNext/>
+      </w:pPr>
+      <w:r>
+        <w:rPr>
+          <w:color w:val="000000"/>
+        </w:rPr>
+        <w:t>B. has been completed</w:t>
+      </w:r>
+    </w:p>
+    <w:p>
+      <w:pPr>
+        <w:spacing w:before="0" w:after="200"/>
+      </w:pPr>
+      <w:r>
+        <w:rPr>
+          <w:color w:val="000000"/>
+        </w:rPr>
+        <w:t>C. was completing</w:t>
+      </w:r>
+    </w:p>
+    <w:p>
+      <w:pPr>
+        <w:spacing w:before="120" w:after="60"/>
+        <w:keepNext/>
+      </w:pPr>
+      <w:r>
+        <w:rPr>
+          <w:color w:val="000000"/>
+        </w:rPr>
+        <w:t>7. The road ___ when we arrived.</w:t>
+      </w:r>
+    </w:p>
+    <w:p>
+      <w:pPr>
+        <w:spacing w:before="0" w:after="40"/>
+        <w:keepNext/>
+      </w:pPr>
+      <w:r>
+        <w:rPr>
+          <w:color w:val="000000"/>
+        </w:rPr>
+        <w:t>A. was being repaired</w:t>
+      </w:r>
+    </w:p>
+    <w:p>
+      <w:pPr>
+        <w:spacing w:before="0" w:after="40"/>
+        <w:keepNext/>
+      </w:pPr>
+      <w:r>
+        <w:rPr>
+          <w:color w:val="000000"/>
+        </w:rPr>
+        <w:t>B. repaired</w:t>
+      </w:r>
+    </w:p>
+    <w:p>
+      <w:pPr>
+        <w:spacing w:before="0" w:after="200"/>
+      </w:pPr>
+      <w:r>
+        <w:rPr>
+          <w:color w:val="000000"/>
+        </w:rPr>
+        <w:t>C. is repaired</w:t>
+      </w:r>
+    </w:p>
+    <w:p>
+      <w:pPr>
+        <w:spacing w:before="120" w:after="60"/>
+        <w:keepNext/>
+      </w:pPr>
+      <w:r>
+        <w:rPr>
+          <w:color w:val="000000"/>
+        </w:rPr>
+        <w:t>8. The plan ___ tomorrow.</w:t>
+      </w:r>
+    </w:p>
+    <w:p>
+      <w:pPr>
+        <w:spacing w:before="0" w:after="40"/>
+        <w:keepNext/>
+      </w:pPr>
+      <w:r>
+        <w:rPr>
+          <w:color w:val="000000"/>
+        </w:rPr>
+        <w:t>A. is going to discuss</w:t>
+      </w:r>
+    </w:p>
+    <w:p>
+      <w:pPr>
+        <w:spacing w:before="0" w:after="40"/>
+        <w:keepNext/>
+      </w:pPr>
+      <w:r>
+        <w:rPr>
+          <w:color w:val="000000"/>
+        </w:rPr>
+        <w:t>B. is going to be discussed</w:t>
+      </w:r>
+    </w:p>
+    <w:p>
+      <w:pPr>
+        <w:spacing w:before="0" w:after="200"/>
+      </w:pPr>
+      <w:r>
+        <w:rPr>
+          <w:color w:val="000000"/>
+        </w:rPr>
+        <w:t>C. discussed</w:t>
+      </w:r>
+    </w:p>
+    <w:p>
+      <w:pPr>
+        <w:spacing w:before="120" w:after="60"/>
+        <w:keepNext/>
+      </w:pPr>
+      <w:r>
+        <w:rPr>
+          <w:color w:val="000000"/>
+        </w:rPr>
+        <w:t>9. The rules ___ by everyone.</w:t>
+      </w:r>
+    </w:p>
+    <w:p>
+      <w:pPr>
+        <w:spacing w:before="0" w:after="40"/>
+        <w:keepNext/>
+      </w:pPr>
+      <w:r>
+        <w:rPr>
+          <w:color w:val="000000"/>
+        </w:rPr>
+        <w:t>A. must follow</w:t>
+      </w:r>
+    </w:p>
+    <w:p>
+      <w:pPr>
+        <w:spacing w:before="0" w:after="40"/>
+        <w:keepNext/>
+      </w:pPr>
+      <w:r>
+        <w:rPr>
+          <w:color w:val="000000"/>
+        </w:rPr>
+        <w:t>B. must be followed</w:t>
+      </w:r>
+    </w:p>
+    <w:p>
+      <w:pPr>
+        <w:spacing w:before="0" w:after="200"/>
+      </w:pPr>
+      <w:r>
+        <w:rPr>
+          <w:color w:val="000000"/>
+        </w:rPr>
+        <w:t>C. must followed</w:t>
+      </w:r>
+    </w:p>
+    <w:p>
+      <w:pPr>
+        <w:spacing w:before="120" w:after="60"/>
+        <w:keepNext/>
+      </w:pPr>
+      <w:r>
+        <w:rPr>
+          <w:color w:val="000000"/>
+        </w:rPr>
+        <w:t>10. The window ___ by the ball.</w:t>
+      </w:r>
+    </w:p>
+    <w:p>
+      <w:pPr>
+        <w:spacing w:before="0" w:after="40"/>
+        <w:keepNext/>
+      </w:pPr>
+      <w:r>
+        <w:rPr>
+          <w:color w:val="000000"/>
+        </w:rPr>
+        <w:t>A. broke</w:t>
+      </w:r>
+    </w:p>
+    <w:p>
+      <w:pPr>
+        <w:spacing w:before="0" w:after="40"/>
+        <w:keepNext/>
+      </w:pPr>
+      <w:r>
+        <w:rPr>
+          <w:color w:val="000000"/>
+        </w:rPr>
+        <w:t>B. was broken</w:t>
+      </w:r>
+    </w:p>
+    <w:p>
+      <w:pPr>
+        <w:spacing w:before="0" w:after="200"/>
+      </w:pPr>
+      <w:r>
+        <w:rPr>
+          <w:color w:val="000000"/>
+        </w:rPr>
+        <w:t>C. is breaking</w:t>
+      </w:r>
+    </w:p>
+    <w:p>
+      <w:pPr>
+        <w:spacing w:before="240" w:after="60"/>
+        <w:keepNext/>
+      </w:pPr>
+      <w:r>
+        <w:rPr>
+          <w:color w:val="000000"/>
           <w:b/>
         </w:rPr>
-        <w:t xml:space="preserve">PHẦN 3. CHIA ĐỘNG TỪ Ở DẠNG BỊ ĐỘNG (10 điểm)</w:t>
-      </w:r>
-    </w:p>
-    <w:p>
-      <w:r>
-        <w:t xml:space="preserve">1. The reports are ___ (write) every Friday.</w:t>
-      </w:r>
-    </w:p>
-    <w:p>
-      <w:r>
-        <w:t xml:space="preserve">2. The cake was ___ (make) by Lan.</w:t>
-      </w:r>
-    </w:p>
-    <w:p>
-      <w:r>
-        <w:t xml:space="preserve">3. The car is being ___ (repair).</w:t>
-      </w:r>
-    </w:p>
-    <w:p>
-      <w:r>
-        <w:t xml:space="preserve">4. The emails have been ___ (send).</w:t>
-      </w:r>
-    </w:p>
-    <w:p>
-      <w:r>
-        <w:t xml:space="preserve">5. The trees will be ___ (plant) tomorrow.</w:t>
-      </w:r>
-    </w:p>
-    <w:p>
-      <w:r>
-        <w:t xml:space="preserve">6. The room must be ___ (clean).</w:t>
-      </w:r>
-    </w:p>
-    <w:p>
-      <w:r>
-        <w:t xml:space="preserve">7. The thief was ___ (catch) yesterday.</w:t>
-      </w:r>
-    </w:p>
-    <w:p>
-      <w:r>
-        <w:t xml:space="preserve">8. The road was being ___ (build).</w:t>
-      </w:r>
-    </w:p>
-    <w:p>
-      <w:r>
-        <w:t xml:space="preserve">9. This song is ___ (sing) by many artists.</w:t>
-      </w:r>
-    </w:p>
-    <w:p>
-      <w:r>
-        <w:t xml:space="preserve">10. The work can be ___ (finish) today.</w:t>
-      </w:r>
-    </w:p>
-    <w:p>
-      <w:r>
-        <w:rPr>
+        <w:t>PHẦN 2. CHUYỂN CHỦ ĐỘNG SANG BỊ ĐỘNG (10 điểm)</w:t>
+      </w:r>
+    </w:p>
+    <w:p>
+      <w:pPr>
+        <w:spacing w:before="0" w:after="60"/>
+        <w:keepNext/>
+      </w:pPr>
+      <w:r>
+        <w:rPr>
+          <w:color w:val="000000"/>
+          <w:i/>
+        </w:rPr>
+        <w:t>Hướng dẫn: Chuyển mỗi câu chủ động sang câu bị động, giữ nguyên thì và ý nghĩa.</w:t>
+      </w:r>
+    </w:p>
+    <w:p>
+      <w:pPr>
+        <w:spacing w:before="40" w:after="60"/>
+      </w:pPr>
+      <w:r>
+        <w:rPr>
+          <w:color w:val="000000"/>
+        </w:rPr>
+        <w:t>1. People grow coffee here.</w:t>
+      </w:r>
+    </w:p>
+    <w:p>
+      <w:pPr>
+        <w:spacing w:before="120" w:after="160"/>
+      </w:pPr>
+      <w:r>
+        <w:rPr>
+          <w:color w:val="000000"/>
+        </w:rPr>
+        <w:t>2. They opened the museum in 2010.</w:t>
+      </w:r>
+    </w:p>
+    <w:p>
+      <w:pPr>
+        <w:spacing w:before="120" w:after="160"/>
+      </w:pPr>
+      <w:r>
+        <w:rPr>
+          <w:color w:val="000000"/>
+        </w:rPr>
+        <w:t>3. Someone is painting the door.</w:t>
+      </w:r>
+    </w:p>
+    <w:p>
+      <w:pPr>
+        <w:spacing w:before="120" w:after="160"/>
+      </w:pPr>
+      <w:r>
+        <w:rPr>
+          <w:color w:val="000000"/>
+        </w:rPr>
+        <w:t>4. They were repairing the road.</w:t>
+      </w:r>
+    </w:p>
+    <w:p>
+      <w:pPr>
+        <w:spacing w:before="120" w:after="160"/>
+      </w:pPr>
+      <w:r>
+        <w:rPr>
+          <w:color w:val="000000"/>
+        </w:rPr>
+        <w:t>5. The company will announce the result.</w:t>
+      </w:r>
+    </w:p>
+    <w:p>
+      <w:pPr>
+        <w:spacing w:before="120" w:after="160"/>
+      </w:pPr>
+      <w:r>
+        <w:rPr>
+          <w:color w:val="000000"/>
+        </w:rPr>
+        <w:t>6. They are going to build a hospital.</w:t>
+      </w:r>
+    </w:p>
+    <w:p>
+      <w:pPr>
+        <w:spacing w:before="120" w:after="160"/>
+      </w:pPr>
+      <w:r>
+        <w:rPr>
+          <w:color w:val="000000"/>
+        </w:rPr>
+        <w:t>7. Scientists have discovered a new species.</w:t>
+      </w:r>
+    </w:p>
+    <w:p>
+      <w:pPr>
+        <w:spacing w:before="120" w:after="160"/>
+      </w:pPr>
+      <w:r>
+        <w:rPr>
+          <w:color w:val="000000"/>
+        </w:rPr>
+        <w:t>8. You must wear a helmet.</w:t>
+      </w:r>
+    </w:p>
+    <w:p>
+      <w:pPr>
+        <w:spacing w:before="120" w:after="160"/>
+      </w:pPr>
+      <w:r>
+        <w:rPr>
+          <w:color w:val="000000"/>
+        </w:rPr>
+        <w:t>9. They cannot solve the problem.</w:t>
+      </w:r>
+    </w:p>
+    <w:p>
+      <w:pPr>
+        <w:spacing w:before="120" w:after="160"/>
+      </w:pPr>
+      <w:r>
+        <w:rPr>
+          <w:color w:val="000000"/>
+        </w:rPr>
+        <w:t>10. Did Lan write this letter?</w:t>
+      </w:r>
+    </w:p>
+    <w:p>
+      <w:pPr>
+        <w:spacing w:before="240" w:after="60"/>
+        <w:keepNext/>
+      </w:pPr>
+      <w:r>
+        <w:rPr>
+          <w:color w:val="000000"/>
           <w:b/>
         </w:rPr>
-        <w:t xml:space="preserve">PHẦN 4. CÂU BỊ ĐỘNG VỚI HAI TÂN NGỮ (10 điểm)</w:t>
-      </w:r>
-    </w:p>
-    <w:p>
-      <w:r>
-        <w:t xml:space="preserve">1. They gave Mai a prize.</w:t>
-      </w:r>
-    </w:p>
-    <w:p>
-      <w:r>
-        <w:t xml:space="preserve">2. My mother bought me a jacket.</w:t>
-      </w:r>
-    </w:p>
-    <w:p>
-      <w:r>
-        <w:t xml:space="preserve">3. The teacher taught us English.</w:t>
-      </w:r>
-    </w:p>
-    <w:p>
-      <w:r>
-        <w:t xml:space="preserve">4. Nam sent Lan an email.</w:t>
-      </w:r>
-    </w:p>
-    <w:p>
-      <w:r>
-        <w:t xml:space="preserve">5. She showed me the photo.</w:t>
-      </w:r>
-    </w:p>
-    <w:p>
-      <w:r>
-        <w:t xml:space="preserve">6. They offered him a job.</w:t>
-      </w:r>
-    </w:p>
-    <w:p>
-      <w:r>
-        <w:t xml:space="preserve">7. Dad made us dinner.</w:t>
-      </w:r>
-    </w:p>
-    <w:p>
-      <w:r>
-        <w:t xml:space="preserve">8. The guide told visitors the story.</w:t>
-      </w:r>
-    </w:p>
-    <w:p>
-      <w:r>
-        <w:t xml:space="preserve">9. Lan lent me her bicycle.</w:t>
-      </w:r>
-    </w:p>
-    <w:p>
-      <w:r>
-        <w:t xml:space="preserve">10. They promised her a refund.</w:t>
-      </w:r>
-    </w:p>
-    <w:p>
-      <w:r>
-        <w:rPr>
+        <w:t>PHẦN 3. CHIA ĐỘNG TỪ Ở DẠNG BỊ ĐỘNG (10 điểm)</w:t>
+      </w:r>
+    </w:p>
+    <w:p>
+      <w:pPr>
+        <w:spacing w:before="0" w:after="60"/>
+        <w:keepNext/>
+      </w:pPr>
+      <w:r>
+        <w:rPr>
+          <w:color w:val="000000"/>
+          <w:i/>
+        </w:rPr>
+        <w:t>Hướng dẫn: Chia động từ trong ngoặc ở dạng quá khứ phân từ phù hợp với câu bị động.</w:t>
+      </w:r>
+    </w:p>
+    <w:p>
+      <w:pPr>
+        <w:spacing w:before="40" w:after="60"/>
+      </w:pPr>
+      <w:r>
+        <w:rPr>
+          <w:color w:val="000000"/>
+        </w:rPr>
+        <w:t>1. The reports are ___ (write) every Friday.</w:t>
+      </w:r>
+    </w:p>
+    <w:p>
+      <w:pPr>
+        <w:spacing w:before="120" w:after="160"/>
+      </w:pPr>
+      <w:r>
+        <w:rPr>
+          <w:color w:val="000000"/>
+        </w:rPr>
+        <w:t>2. The cake was ___ (make) by Lan.</w:t>
+      </w:r>
+    </w:p>
+    <w:p>
+      <w:pPr>
+        <w:spacing w:before="120" w:after="160"/>
+      </w:pPr>
+      <w:r>
+        <w:rPr>
+          <w:color w:val="000000"/>
+        </w:rPr>
+        <w:t>3. The car is being ___ (repair).</w:t>
+      </w:r>
+    </w:p>
+    <w:p>
+      <w:pPr>
+        <w:spacing w:before="120" w:after="160"/>
+      </w:pPr>
+      <w:r>
+        <w:rPr>
+          <w:color w:val="000000"/>
+        </w:rPr>
+        <w:t>4. The emails have been ___ (send).</w:t>
+      </w:r>
+    </w:p>
+    <w:p>
+      <w:pPr>
+        <w:spacing w:before="120" w:after="160"/>
+      </w:pPr>
+      <w:r>
+        <w:rPr>
+          <w:color w:val="000000"/>
+        </w:rPr>
+        <w:t>5. The trees will be ___ (plant) tomorrow.</w:t>
+      </w:r>
+    </w:p>
+    <w:p>
+      <w:pPr>
+        <w:spacing w:before="120" w:after="160"/>
+      </w:pPr>
+      <w:r>
+        <w:rPr>
+          <w:color w:val="000000"/>
+        </w:rPr>
+        <w:t>6. The room must be ___ (clean).</w:t>
+      </w:r>
+    </w:p>
+    <w:p>
+      <w:pPr>
+        <w:spacing w:before="120" w:after="160"/>
+      </w:pPr>
+      <w:r>
+        <w:rPr>
+          <w:color w:val="000000"/>
+        </w:rPr>
+        <w:t>7. The thief was ___ (catch) yesterday.</w:t>
+      </w:r>
+    </w:p>
+    <w:p>
+      <w:pPr>
+        <w:spacing w:before="120" w:after="160"/>
+      </w:pPr>
+      <w:r>
+        <w:rPr>
+          <w:color w:val="000000"/>
+        </w:rPr>
+        <w:t>8. The road was being ___ (build).</w:t>
+      </w:r>
+    </w:p>
+    <w:p>
+      <w:pPr>
+        <w:spacing w:before="120" w:after="160"/>
+      </w:pPr>
+      <w:r>
+        <w:rPr>
+          <w:color w:val="000000"/>
+        </w:rPr>
+        <w:t>9. This song is ___ (sing) by many artists.</w:t>
+      </w:r>
+    </w:p>
+    <w:p>
+      <w:pPr>
+        <w:spacing w:before="120" w:after="160"/>
+      </w:pPr>
+      <w:r>
+        <w:rPr>
+          <w:color w:val="000000"/>
+        </w:rPr>
+        <w:t>10. The work can be ___ (finish) today.</w:t>
+      </w:r>
+    </w:p>
+    <w:p>
+      <w:pPr>
+        <w:spacing w:before="240" w:after="60"/>
+        <w:keepNext/>
+      </w:pPr>
+      <w:r>
+        <w:rPr>
+          <w:color w:val="000000"/>
           <w:b/>
         </w:rPr>
-        <w:t xml:space="preserve">PHẦN 5. CÂU BỊ ĐỘNG VỚI ĐỘNG TỪ TƯỜNG THUẬT (10 điểm)</w:t>
-      </w:r>
-    </w:p>
-    <w:p>
-      <w:r>
-        <w:t xml:space="preserve">1. People say that he is honest.</w:t>
-      </w:r>
-    </w:p>
-    <w:p>
-      <w:r>
-        <w:t xml:space="preserve">2. They believe that the painting is valuable.</w:t>
-      </w:r>
-    </w:p>
-    <w:p>
-      <w:r>
-        <w:t xml:space="preserve">3. People think that she lives abroad.</w:t>
-      </w:r>
-    </w:p>
-    <w:p>
-      <w:r>
-        <w:t xml:space="preserve">4. They expect that the team will win.</w:t>
-      </w:r>
-    </w:p>
-    <w:p>
-      <w:r>
-        <w:t xml:space="preserve">5. People know that water boils at 100°C.</w:t>
-      </w:r>
-    </w:p>
-    <w:p>
-      <w:r>
-        <w:t xml:space="preserve">6. They report that the road is closed.</w:t>
-      </w:r>
-    </w:p>
-    <w:p>
-      <w:r>
-        <w:t xml:space="preserve">7. People consider him a good leader.</w:t>
-      </w:r>
-    </w:p>
-    <w:p>
-      <w:r>
-        <w:t xml:space="preserve">8. They say that the company lost money.</w:t>
-      </w:r>
-    </w:p>
-    <w:p>
-      <w:r>
-        <w:t xml:space="preserve">9. People believe that the castle is haunted.</w:t>
-      </w:r>
-    </w:p>
-    <w:p>
-      <w:r>
-        <w:t xml:space="preserve">10. They expect that prices will rise.</w:t>
-      </w:r>
-    </w:p>
-    <w:p>
-      <w:r>
-        <w:rPr>
+        <w:t>PHẦN 4. CÂU BỊ ĐỘNG VỚI HAI TÂN NGỮ (10 điểm)</w:t>
+      </w:r>
+    </w:p>
+    <w:p>
+      <w:pPr>
+        <w:spacing w:before="0" w:after="60"/>
+        <w:keepNext/>
+      </w:pPr>
+      <w:r>
+        <w:rPr>
+          <w:color w:val="000000"/>
+          <w:i/>
+        </w:rPr>
+        <w:t>Hướng dẫn: Viết lại câu bị động với hai tân ngữ; có thể nêu cả hai cách khi phù hợp.</w:t>
+      </w:r>
+    </w:p>
+    <w:p>
+      <w:pPr>
+        <w:spacing w:before="40" w:after="60"/>
+      </w:pPr>
+      <w:r>
+        <w:rPr>
+          <w:color w:val="000000"/>
+        </w:rPr>
+        <w:t>1. They gave Mai a prize.</w:t>
+      </w:r>
+    </w:p>
+    <w:p>
+      <w:pPr>
+        <w:spacing w:before="120" w:after="160"/>
+      </w:pPr>
+      <w:r>
+        <w:rPr>
+          <w:color w:val="000000"/>
+        </w:rPr>
+        <w:t>2. My mother bought me a jacket.</w:t>
+      </w:r>
+    </w:p>
+    <w:p>
+      <w:pPr>
+        <w:spacing w:before="120" w:after="160"/>
+      </w:pPr>
+      <w:r>
+        <w:rPr>
+          <w:color w:val="000000"/>
+        </w:rPr>
+        <w:t>3. The teacher taught us English.</w:t>
+      </w:r>
+    </w:p>
+    <w:p>
+      <w:pPr>
+        <w:spacing w:before="120" w:after="160"/>
+      </w:pPr>
+      <w:r>
+        <w:rPr>
+          <w:color w:val="000000"/>
+        </w:rPr>
+        <w:t>4. Nam sent Lan an email.</w:t>
+      </w:r>
+    </w:p>
+    <w:p>
+      <w:pPr>
+        <w:spacing w:before="120" w:after="160"/>
+      </w:pPr>
+      <w:r>
+        <w:rPr>
+          <w:color w:val="000000"/>
+        </w:rPr>
+        <w:t>5. She showed me the photo.</w:t>
+      </w:r>
+    </w:p>
+    <w:p>
+      <w:pPr>
+        <w:spacing w:before="120" w:after="160"/>
+      </w:pPr>
+      <w:r>
+        <w:rPr>
+          <w:color w:val="000000"/>
+        </w:rPr>
+        <w:t>6. They offered him a job.</w:t>
+      </w:r>
+    </w:p>
+    <w:p>
+      <w:pPr>
+        <w:spacing w:before="120" w:after="160"/>
+      </w:pPr>
+      <w:r>
+        <w:rPr>
+          <w:color w:val="000000"/>
+        </w:rPr>
+        <w:t>7. Dad made us dinner.</w:t>
+      </w:r>
+    </w:p>
+    <w:p>
+      <w:pPr>
+        <w:spacing w:before="120" w:after="160"/>
+      </w:pPr>
+      <w:r>
+        <w:rPr>
+          <w:color w:val="000000"/>
+        </w:rPr>
+        <w:t>8. The guide told visitors the story.</w:t>
+      </w:r>
+    </w:p>
+    <w:p>
+      <w:pPr>
+        <w:spacing w:before="120" w:after="160"/>
+      </w:pPr>
+      <w:r>
+        <w:rPr>
+          <w:color w:val="000000"/>
+        </w:rPr>
+        <w:t>9. Lan lent me her bicycle.</w:t>
+      </w:r>
+    </w:p>
+    <w:p>
+      <w:pPr>
+        <w:spacing w:before="120" w:after="160"/>
+      </w:pPr>
+      <w:r>
+        <w:rPr>
+          <w:color w:val="000000"/>
+        </w:rPr>
+        <w:t>10. They promised her a refund.</w:t>
+      </w:r>
+    </w:p>
+    <w:p>
+      <w:pPr>
+        <w:spacing w:before="240" w:after="60"/>
+        <w:keepNext/>
+      </w:pPr>
+      <w:r>
+        <w:rPr>
+          <w:color w:val="000000"/>
           <w:b/>
         </w:rPr>
-        <w:t xml:space="preserve">PHẦN 6. HAVE/GET SOMETHING DONE (10 điểm)</w:t>
-      </w:r>
-    </w:p>
-    <w:p>
-      <w:r>
-        <w:t xml:space="preserve">1. A mechanic repaired my car. (had)</w:t>
-      </w:r>
-    </w:p>
-    <w:p>
-      <w:r>
-        <w:t xml:space="preserve">2. A hairdresser cut Lan's hair. (had)</w:t>
-      </w:r>
-    </w:p>
-    <w:p>
-      <w:r>
-        <w:t xml:space="preserve">3. Someone is painting our house. (are having)</w:t>
-      </w:r>
-    </w:p>
-    <w:p>
-      <w:r>
-        <w:t xml:space="preserve">4. A dentist will check my teeth. (will have)</w:t>
-      </w:r>
-    </w:p>
-    <w:p>
-      <w:r>
-        <w:t xml:space="preserve">5. A technician installed Nam's computer. (got)</w:t>
-      </w:r>
-    </w:p>
-    <w:p>
-      <w:r>
-        <w:t xml:space="preserve">6. Someone cleans her office weekly. (has)</w:t>
-      </w:r>
-    </w:p>
-    <w:p>
-      <w:r>
-        <w:t xml:space="preserve">7. A photographer took their wedding photos. (had)</w:t>
-      </w:r>
-    </w:p>
-    <w:p>
-      <w:r>
-        <w:t xml:space="preserve">8. Someone is going to deliver our sofa. (are going to have)</w:t>
-      </w:r>
-    </w:p>
-    <w:p>
-      <w:r>
-        <w:t xml:space="preserve">9. A tailor made his suit. (had)</w:t>
-      </w:r>
-    </w:p>
-    <w:p>
-      <w:r>
-        <w:t xml:space="preserve">10. Someone checks the machine monthly. (have)</w:t>
-      </w:r>
-    </w:p>
-    <w:p>
-      <w:r>
-        <w:rPr>
+        <w:t>PHẦN 5. CÂU BỊ ĐỘNG VỚI ĐỘNG TỪ TƯỜNG THUẬT (10 điểm)</w:t>
+      </w:r>
+    </w:p>
+    <w:p>
+      <w:pPr>
+        <w:spacing w:before="0" w:after="60"/>
+        <w:keepNext/>
+      </w:pPr>
+      <w:r>
+        <w:rPr>
+          <w:color w:val="000000"/>
+          <w:i/>
+        </w:rPr>
+        <w:t>Hướng dẫn: Viết lại câu bằng cấu trúc bị động với động từ tường thuật.</w:t>
+      </w:r>
+    </w:p>
+    <w:p>
+      <w:pPr>
+        <w:spacing w:before="40" w:after="60"/>
+      </w:pPr>
+      <w:r>
+        <w:rPr>
+          <w:color w:val="000000"/>
+        </w:rPr>
+        <w:t>1. People say that he is honest.</w:t>
+      </w:r>
+    </w:p>
+    <w:p>
+      <w:pPr>
+        <w:spacing w:before="120" w:after="160"/>
+      </w:pPr>
+      <w:r>
+        <w:rPr>
+          <w:color w:val="000000"/>
+        </w:rPr>
+        <w:t>2. They believe that the painting is valuable.</w:t>
+      </w:r>
+    </w:p>
+    <w:p>
+      <w:pPr>
+        <w:spacing w:before="120" w:after="160"/>
+      </w:pPr>
+      <w:r>
+        <w:rPr>
+          <w:color w:val="000000"/>
+        </w:rPr>
+        <w:t>3. People think that she lives abroad.</w:t>
+      </w:r>
+    </w:p>
+    <w:p>
+      <w:pPr>
+        <w:spacing w:before="120" w:after="160"/>
+      </w:pPr>
+      <w:r>
+        <w:rPr>
+          <w:color w:val="000000"/>
+        </w:rPr>
+        <w:t>4. They expect that the team will win.</w:t>
+      </w:r>
+    </w:p>
+    <w:p>
+      <w:pPr>
+        <w:spacing w:before="120" w:after="160"/>
+      </w:pPr>
+      <w:r>
+        <w:rPr>
+          <w:color w:val="000000"/>
+        </w:rPr>
+        <w:t>5. People know that water boils at 100°C.</w:t>
+      </w:r>
+    </w:p>
+    <w:p>
+      <w:pPr>
+        <w:spacing w:before="120" w:after="160"/>
+      </w:pPr>
+      <w:r>
+        <w:rPr>
+          <w:color w:val="000000"/>
+        </w:rPr>
+        <w:t>6. They report that the road is closed.</w:t>
+      </w:r>
+    </w:p>
+    <w:p>
+      <w:pPr>
+        <w:spacing w:before="120" w:after="160"/>
+      </w:pPr>
+      <w:r>
+        <w:rPr>
+          <w:color w:val="000000"/>
+        </w:rPr>
+        <w:t>7. People consider him a good leader.</w:t>
+      </w:r>
+    </w:p>
+    <w:p>
+      <w:pPr>
+        <w:spacing w:before="120" w:after="160"/>
+      </w:pPr>
+      <w:r>
+        <w:rPr>
+          <w:color w:val="000000"/>
+        </w:rPr>
+        <w:t>8. They say that the company lost money.</w:t>
+      </w:r>
+    </w:p>
+    <w:p>
+      <w:pPr>
+        <w:spacing w:before="120" w:after="160"/>
+      </w:pPr>
+      <w:r>
+        <w:rPr>
+          <w:color w:val="000000"/>
+        </w:rPr>
+        <w:t>9. People believe that the castle is haunted.</w:t>
+      </w:r>
+    </w:p>
+    <w:p>
+      <w:pPr>
+        <w:spacing w:before="120" w:after="160"/>
+      </w:pPr>
+      <w:r>
+        <w:rPr>
+          <w:color w:val="000000"/>
+        </w:rPr>
+        <w:t>10. They expect that prices will rise.</w:t>
+      </w:r>
+    </w:p>
+    <w:p>
+      <w:pPr>
+        <w:spacing w:before="240" w:after="60"/>
+        <w:keepNext/>
+      </w:pPr>
+      <w:r>
+        <w:rPr>
+          <w:color w:val="000000"/>
           <w:b/>
         </w:rPr>
-        <w:t xml:space="preserve">PHẦN 7. SỬA LỖI SAI (10 điểm)</w:t>
-      </w:r>
-    </w:p>
-    <w:p>
-      <w:r>
-        <w:t xml:space="preserve">1. The room cleans every day.</w:t>
-      </w:r>
-    </w:p>
-    <w:p>
-      <w:r>
-        <w:t xml:space="preserve">2. The bridge was build last year.</w:t>
-      </w:r>
-    </w:p>
-    <w:p>
-      <w:r>
-        <w:t xml:space="preserve">3. The car is being repair.</w:t>
-      </w:r>
-    </w:p>
-    <w:p>
-      <w:r>
-        <w:t xml:space="preserve">4. The letters have sent.</w:t>
-      </w:r>
-    </w:p>
-    <w:p>
-      <w:r>
-        <w:t xml:space="preserve">5. The work will finished tomorrow.</w:t>
-      </w:r>
-    </w:p>
-    <w:p>
-      <w:r>
-        <w:t xml:space="preserve">6. Helmets must worn.</w:t>
-      </w:r>
-    </w:p>
-    <w:p>
-      <w:r>
-        <w:t xml:space="preserve">7. I was gave a present.</w:t>
-      </w:r>
-    </w:p>
-    <w:p>
-      <w:r>
-        <w:t xml:space="preserve">8. A gift was bought to me.</w:t>
-      </w:r>
-    </w:p>
-    <w:p>
-      <w:r>
-        <w:t xml:space="preserve">9. He is said that he is rich.</w:t>
-      </w:r>
-    </w:p>
-    <w:p>
-      <w:r>
-        <w:t xml:space="preserve">10. I had repaired my phone.</w:t>
-      </w:r>
-    </w:p>
-    <w:p>
-      <w:r>
-        <w:rPr>
+        <w:t>PHẦN 6. HAVE/GET SOMETHING DONE (10 điểm)</w:t>
+      </w:r>
+    </w:p>
+    <w:p>
+      <w:pPr>
+        <w:spacing w:before="0" w:after="60"/>
+        <w:keepNext/>
+      </w:pPr>
+      <w:r>
+        <w:rPr>
+          <w:color w:val="000000"/>
+          <w:i/>
+        </w:rPr>
+        <w:t>Hướng dẫn: Viết lại câu bằng have/get something done theo từ gợi ý.</w:t>
+      </w:r>
+    </w:p>
+    <w:p>
+      <w:pPr>
+        <w:spacing w:before="40" w:after="60"/>
+      </w:pPr>
+      <w:r>
+        <w:rPr>
+          <w:color w:val="000000"/>
+        </w:rPr>
+        <w:t>1. A mechanic repaired my car. (had)</w:t>
+      </w:r>
+    </w:p>
+    <w:p>
+      <w:pPr>
+        <w:spacing w:before="120" w:after="160"/>
+      </w:pPr>
+      <w:r>
+        <w:rPr>
+          <w:color w:val="000000"/>
+        </w:rPr>
+        <w:t>2. A hairdresser cut Lan's hair. (had)</w:t>
+      </w:r>
+    </w:p>
+    <w:p>
+      <w:pPr>
+        <w:spacing w:before="120" w:after="160"/>
+      </w:pPr>
+      <w:r>
+        <w:rPr>
+          <w:color w:val="000000"/>
+        </w:rPr>
+        <w:t>3. Someone is painting our house. (are having)</w:t>
+      </w:r>
+    </w:p>
+    <w:p>
+      <w:pPr>
+        <w:spacing w:before="120" w:after="160"/>
+      </w:pPr>
+      <w:r>
+        <w:rPr>
+          <w:color w:val="000000"/>
+        </w:rPr>
+        <w:t>4. A dentist will check my teeth. (will have)</w:t>
+      </w:r>
+    </w:p>
+    <w:p>
+      <w:pPr>
+        <w:spacing w:before="120" w:after="160"/>
+      </w:pPr>
+      <w:r>
+        <w:rPr>
+          <w:color w:val="000000"/>
+        </w:rPr>
+        <w:t>5. A technician installed Nam's computer. (got)</w:t>
+      </w:r>
+    </w:p>
+    <w:p>
+      <w:pPr>
+        <w:spacing w:before="120" w:after="160"/>
+      </w:pPr>
+      <w:r>
+        <w:rPr>
+          <w:color w:val="000000"/>
+        </w:rPr>
+        <w:t>6. Someone cleans her office weekly. (has)</w:t>
+      </w:r>
+    </w:p>
+    <w:p>
+      <w:pPr>
+        <w:spacing w:before="120" w:after="160"/>
+      </w:pPr>
+      <w:r>
+        <w:rPr>
+          <w:color w:val="000000"/>
+        </w:rPr>
+        <w:t>7. A photographer took their wedding photos. (had)</w:t>
+      </w:r>
+    </w:p>
+    <w:p>
+      <w:pPr>
+        <w:spacing w:before="120" w:after="160"/>
+      </w:pPr>
+      <w:r>
+        <w:rPr>
+          <w:color w:val="000000"/>
+        </w:rPr>
+        <w:t>8. Someone is going to deliver our sofa. (are going to have)</w:t>
+      </w:r>
+    </w:p>
+    <w:p>
+      <w:pPr>
+        <w:spacing w:before="120" w:after="160"/>
+      </w:pPr>
+      <w:r>
+        <w:rPr>
+          <w:color w:val="000000"/>
+        </w:rPr>
+        <w:t>9. A tailor made his suit. (had)</w:t>
+      </w:r>
+    </w:p>
+    <w:p>
+      <w:pPr>
+        <w:spacing w:before="120" w:after="160"/>
+      </w:pPr>
+      <w:r>
+        <w:rPr>
+          <w:color w:val="000000"/>
+        </w:rPr>
+        <w:t>10. Someone checks the machine monthly. (have)</w:t>
+      </w:r>
+    </w:p>
+    <w:p>
+      <w:pPr>
+        <w:spacing w:before="240" w:after="60"/>
+        <w:keepNext/>
+      </w:pPr>
+      <w:r>
+        <w:rPr>
+          <w:color w:val="000000"/>
           <w:b/>
         </w:rPr>
-        <w:t xml:space="preserve">PHẦN 8. DỊCH SANG TIẾNG ANH (10 điểm)</w:t>
-      </w:r>
-    </w:p>
-    <w:p>
-      <w:r>
-        <w:t xml:space="preserve">1. Tiếng Anh được nói ở nhiều nước.</w:t>
-      </w:r>
-    </w:p>
-    <w:p>
-      <w:r>
-        <w:t xml:space="preserve">2. Cây cầu đã được xây năm ngoái.</w:t>
-      </w:r>
-    </w:p>
-    <w:p>
-      <w:r>
-        <w:t xml:space="preserve">3. Căn phòng đang được dọn.</w:t>
-      </w:r>
-    </w:p>
-    <w:p>
-      <w:r>
-        <w:t xml:space="preserve">4. Bức thư đã được gửi.</w:t>
-      </w:r>
-    </w:p>
-    <w:p>
-      <w:r>
-        <w:t xml:space="preserve">5. Kết quả sẽ được công bố ngày mai.</w:t>
-      </w:r>
-    </w:p>
-    <w:p>
-      <w:r>
-        <w:t xml:space="preserve">6. Mũ bảo hiểm phải được đội.</w:t>
-      </w:r>
-    </w:p>
-    <w:p>
-      <w:r>
-        <w:t xml:space="preserve">7. Lan được tặng một phần thưởng.</w:t>
-      </w:r>
-    </w:p>
-    <w:p>
-      <w:r>
-        <w:t xml:space="preserve">8. Anh ấy được cho là rất tài năng.</w:t>
-      </w:r>
-    </w:p>
-    <w:p>
-      <w:r>
-        <w:t xml:space="preserve">9. Tôi đã cắt tóc hôm qua.</w:t>
-      </w:r>
-    </w:p>
-    <w:p>
-      <w:r>
-        <w:t xml:space="preserve">10. Một bệnh viện sắp được xây ở đây.</w:t>
-      </w:r>
-    </w:p>
-    <w:p>
-      <w:r>
-        <w:rPr>
+        <w:t>PHẦN 7. SỬA LỖI SAI (10 điểm)</w:t>
+      </w:r>
+    </w:p>
+    <w:p>
+      <w:pPr>
+        <w:spacing w:before="0" w:after="60"/>
+        <w:keepNext/>
+      </w:pPr>
+      <w:r>
+        <w:rPr>
+          <w:color w:val="000000"/>
+          <w:i/>
+        </w:rPr>
+        <w:t>Hướng dẫn: Tìm lỗi sai và viết lại câu đúng hoàn chỉnh.</w:t>
+      </w:r>
+    </w:p>
+    <w:p>
+      <w:pPr>
+        <w:spacing w:before="40" w:after="60"/>
+      </w:pPr>
+      <w:r>
+        <w:rPr>
+          <w:color w:val="000000"/>
+        </w:rPr>
+        <w:t>1. The room cleans every day.</w:t>
+      </w:r>
+    </w:p>
+    <w:p>
+      <w:pPr>
+        <w:spacing w:before="120" w:after="160"/>
+      </w:pPr>
+      <w:r>
+        <w:rPr>
+          <w:color w:val="000000"/>
+        </w:rPr>
+        <w:t>2. The bridge was build last year.</w:t>
+      </w:r>
+    </w:p>
+    <w:p>
+      <w:pPr>
+        <w:spacing w:before="120" w:after="160"/>
+      </w:pPr>
+      <w:r>
+        <w:rPr>
+          <w:color w:val="000000"/>
+        </w:rPr>
+        <w:t>3. The car is being repair.</w:t>
+      </w:r>
+    </w:p>
+    <w:p>
+      <w:pPr>
+        <w:spacing w:before="120" w:after="160"/>
+      </w:pPr>
+      <w:r>
+        <w:rPr>
+          <w:color w:val="000000"/>
+        </w:rPr>
+        <w:t>4. The letters have sent.</w:t>
+      </w:r>
+    </w:p>
+    <w:p>
+      <w:pPr>
+        <w:spacing w:before="120" w:after="160"/>
+      </w:pPr>
+      <w:r>
+        <w:rPr>
+          <w:color w:val="000000"/>
+        </w:rPr>
+        <w:t>5. The work will finished tomorrow.</w:t>
+      </w:r>
+    </w:p>
+    <w:p>
+      <w:pPr>
+        <w:spacing w:before="120" w:after="160"/>
+      </w:pPr>
+      <w:r>
+        <w:rPr>
+          <w:color w:val="000000"/>
+        </w:rPr>
+        <w:t>6. Helmets must worn.</w:t>
+      </w:r>
+    </w:p>
+    <w:p>
+      <w:pPr>
+        <w:spacing w:before="120" w:after="160"/>
+      </w:pPr>
+      <w:r>
+        <w:rPr>
+          <w:color w:val="000000"/>
+        </w:rPr>
+        <w:t>7. I was gave a present.</w:t>
+      </w:r>
+    </w:p>
+    <w:p>
+      <w:pPr>
+        <w:spacing w:before="120" w:after="160"/>
+      </w:pPr>
+      <w:r>
+        <w:rPr>
+          <w:color w:val="000000"/>
+        </w:rPr>
+        <w:t>8. A gift was bought to me.</w:t>
+      </w:r>
+    </w:p>
+    <w:p>
+      <w:pPr>
+        <w:spacing w:before="120" w:after="160"/>
+      </w:pPr>
+      <w:r>
+        <w:rPr>
+          <w:color w:val="000000"/>
+        </w:rPr>
+        <w:t>9. He is said that he is rich.</w:t>
+      </w:r>
+    </w:p>
+    <w:p>
+      <w:pPr>
+        <w:spacing w:before="120" w:after="160"/>
+      </w:pPr>
+      <w:r>
+        <w:rPr>
+          <w:color w:val="000000"/>
+        </w:rPr>
+        <w:t>10. I had repaired my phone.</w:t>
+      </w:r>
+    </w:p>
+    <w:p>
+      <w:pPr>
+        <w:spacing w:before="240" w:after="60"/>
+        <w:keepNext/>
+      </w:pPr>
+      <w:r>
+        <w:rPr>
+          <w:color w:val="000000"/>
           <w:b/>
         </w:rPr>
-        <w:t xml:space="preserve">PHẦN 9. ĐỌC HIỂU (10 điểm)</w:t>
-      </w:r>
-    </w:p>
-    <w:p>
-      <w:r>
-        <w:t xml:space="preserve">The Green Hill Library was built in 1998. It is visited by hundreds of students each week. Last month, the reading room was renovated and new computers were installed. More books are being added now. A children's area will be opened next year. Visitors must keep quiet, and food cannot be brought inside. The library is said to have one of the best local history collections in the region.</w:t>
-      </w:r>
-    </w:p>
-    <w:p>
-      <w:r>
-        <w:t xml:space="preserve">1. When was the library built? 2. Who visits it? 3. What was renovated? 4. What is being added now? 5. What is the library said to have?</w:t>
-      </w:r>
-    </w:p>
-    <w:p>
-      <w:r>
-        <w:rPr>
+        <w:t>PHẦN 8. DỊCH SANG TIẾNG ANH (10 điểm)</w:t>
+      </w:r>
+    </w:p>
+    <w:p>
+      <w:pPr>
+        <w:spacing w:before="0" w:after="60"/>
+        <w:keepNext/>
+      </w:pPr>
+      <w:r>
+        <w:rPr>
+          <w:color w:val="000000"/>
+          <w:i/>
+        </w:rPr>
+        <w:t>Hướng dẫn: Dịch từng câu sang tiếng Anh tự nhiên và đúng ngữ pháp.</w:t>
+      </w:r>
+    </w:p>
+    <w:p>
+      <w:pPr>
+        <w:spacing w:before="40" w:after="60"/>
+      </w:pPr>
+      <w:r>
+        <w:rPr>
+          <w:color w:val="000000"/>
+        </w:rPr>
+        <w:t>1. Tiếng Anh được nói ở nhiều nước.</w:t>
+      </w:r>
+    </w:p>
+    <w:p>
+      <w:pPr>
+        <w:spacing w:before="120" w:after="160"/>
+      </w:pPr>
+      <w:r>
+        <w:rPr>
+          <w:color w:val="000000"/>
+        </w:rPr>
+        <w:t>2. Cây cầu đã được xây năm ngoái.</w:t>
+      </w:r>
+    </w:p>
+    <w:p>
+      <w:pPr>
+        <w:spacing w:before="120" w:after="160"/>
+      </w:pPr>
+      <w:r>
+        <w:rPr>
+          <w:color w:val="000000"/>
+        </w:rPr>
+        <w:t>3. Căn phòng đang được dọn.</w:t>
+      </w:r>
+    </w:p>
+    <w:p>
+      <w:pPr>
+        <w:spacing w:before="120" w:after="160"/>
+      </w:pPr>
+      <w:r>
+        <w:rPr>
+          <w:color w:val="000000"/>
+        </w:rPr>
+        <w:t>4. Bức thư đã được gửi.</w:t>
+      </w:r>
+    </w:p>
+    <w:p>
+      <w:pPr>
+        <w:spacing w:before="120" w:after="160"/>
+      </w:pPr>
+      <w:r>
+        <w:rPr>
+          <w:color w:val="000000"/>
+        </w:rPr>
+        <w:t>5. Kết quả sẽ được công bố ngày mai.</w:t>
+      </w:r>
+    </w:p>
+    <w:p>
+      <w:pPr>
+        <w:spacing w:before="120" w:after="160"/>
+      </w:pPr>
+      <w:r>
+        <w:rPr>
+          <w:color w:val="000000"/>
+        </w:rPr>
+        <w:t>6. Mũ bảo hiểm phải được đội.</w:t>
+      </w:r>
+    </w:p>
+    <w:p>
+      <w:pPr>
+        <w:spacing w:before="120" w:after="160"/>
+      </w:pPr>
+      <w:r>
+        <w:rPr>
+          <w:color w:val="000000"/>
+        </w:rPr>
+        <w:t>7. Lan được tặng một phần thưởng.</w:t>
+      </w:r>
+    </w:p>
+    <w:p>
+      <w:pPr>
+        <w:spacing w:before="120" w:after="160"/>
+      </w:pPr>
+      <w:r>
+        <w:rPr>
+          <w:color w:val="000000"/>
+        </w:rPr>
+        <w:t>8. Anh ấy được cho là rất tài năng.</w:t>
+      </w:r>
+    </w:p>
+    <w:p>
+      <w:pPr>
+        <w:spacing w:before="120" w:after="160"/>
+      </w:pPr>
+      <w:r>
+        <w:rPr>
+          <w:color w:val="000000"/>
+        </w:rPr>
+        <w:t>9. Tôi đã cắt tóc hôm qua.</w:t>
+      </w:r>
+    </w:p>
+    <w:p>
+      <w:pPr>
+        <w:spacing w:before="120" w:after="160"/>
+      </w:pPr>
+      <w:r>
+        <w:rPr>
+          <w:color w:val="000000"/>
+        </w:rPr>
+        <w:t>10. Một bệnh viện sắp được xây ở đây.</w:t>
+      </w:r>
+    </w:p>
+    <w:p>
+      <w:pPr>
+        <w:spacing w:before="240" w:after="60"/>
+        <w:keepNext/>
+      </w:pPr>
+      <w:r>
+        <w:rPr>
+          <w:color w:val="000000"/>
           <w:b/>
         </w:rPr>
-        <w:t xml:space="preserve">PHẦN 10. VIẾT (10 điểm)</w:t>
-      </w:r>
-    </w:p>
-    <w:p>
-      <w:r>
-        <w:t xml:space="preserve">Viết 90–110 từ mô tả một thư viện hoặc công trình công cộng. Dùng câu bị động ở ít nhất 4 thì/cấu trúc khác nhau.</w:t>
-      </w:r>
-    </w:p>
-    <w:p>
-      <w:r>
-        <w:rPr>
+        <w:t>PHẦN 9. ĐỌC HIỂU (10 điểm)</w:t>
+      </w:r>
+    </w:p>
+    <w:p>
+      <w:pPr>
+        <w:spacing w:before="0" w:after="60"/>
+        <w:keepNext/>
+      </w:pPr>
+      <w:r>
+        <w:rPr>
+          <w:color w:val="000000"/>
+          <w:i/>
+        </w:rPr>
+        <w:t>Hướng dẫn: Đọc đoạn văn và trả lời từng câu hỏi bằng thông tin trong bài.</w:t>
+      </w:r>
+    </w:p>
+    <w:p>
+      <w:pPr>
+        <w:spacing w:before="0" w:after="120"/>
+      </w:pPr>
+      <w:r>
+        <w:rPr>
+          <w:color w:val="000000"/>
+        </w:rPr>
+        <w:t>The Green Hill Library was built in 1998. It is visited by hundreds of students each week.</w:t>
+      </w:r>
+    </w:p>
+    <w:p>
+      <w:pPr>
+        <w:spacing w:before="0" w:after="120"/>
+      </w:pPr>
+      <w:r>
+        <w:rPr>
+          <w:color w:val="000000"/>
+        </w:rPr>
+        <w:t>Last month, the reading room was renovated and new computers were installed. More books are being added now.</w:t>
+      </w:r>
+    </w:p>
+    <w:p>
+      <w:pPr>
+        <w:spacing w:before="0" w:after="120"/>
+      </w:pPr>
+      <w:r>
+        <w:rPr>
+          <w:color w:val="000000"/>
+        </w:rPr>
+        <w:t>A children's area will be opened next year. Visitors must keep quiet, and food cannot be brought inside. The library is said to have one of the best local history collections in the region.</w:t>
+      </w:r>
+    </w:p>
+    <w:p>
+      <w:pPr>
+        <w:spacing w:before="120" w:after="160"/>
+      </w:pPr>
+      <w:r>
+        <w:rPr>
+          <w:color w:val="000000"/>
+        </w:rPr>
+        <w:t>1. When was the library built?</w:t>
+      </w:r>
+    </w:p>
+    <w:p>
+      <w:pPr>
+        <w:spacing w:before="120" w:after="160"/>
+      </w:pPr>
+      <w:r>
+        <w:rPr>
+          <w:color w:val="000000"/>
+        </w:rPr>
+        <w:t>2. Who visits it?</w:t>
+      </w:r>
+    </w:p>
+    <w:p>
+      <w:pPr>
+        <w:spacing w:before="120" w:after="160"/>
+      </w:pPr>
+      <w:r>
+        <w:rPr>
+          <w:color w:val="000000"/>
+        </w:rPr>
+        <w:t>3. What was renovated?</w:t>
+      </w:r>
+    </w:p>
+    <w:p>
+      <w:pPr>
+        <w:spacing w:before="120" w:after="160"/>
+      </w:pPr>
+      <w:r>
+        <w:rPr>
+          <w:color w:val="000000"/>
+        </w:rPr>
+        <w:t>4. What is being added now?</w:t>
+      </w:r>
+    </w:p>
+    <w:p>
+      <w:pPr>
+        <w:spacing w:before="120" w:after="160"/>
+      </w:pPr>
+      <w:r>
+        <w:rPr>
+          <w:color w:val="000000"/>
+        </w:rPr>
+        <w:t>5. What is the library said to have?</w:t>
+      </w:r>
+    </w:p>
+    <w:p>
+      <w:pPr>
+        <w:spacing w:before="240" w:after="60"/>
+        <w:keepNext/>
+      </w:pPr>
+      <w:r>
+        <w:rPr>
+          <w:color w:val="000000"/>
           <w:b/>
         </w:rPr>
-        <w:t xml:space="preserve">ĐÁP ÁN – ĐỀ 1</w:t>
-      </w:r>
-    </w:p>
-    <w:p>
-      <w:r>
-        <w:rPr>
+        <w:t>PHẦN 10. VIẾT (10 điểm)</w:t>
+      </w:r>
+    </w:p>
+    <w:p>
+      <w:pPr>
+        <w:spacing w:before="0" w:after="60"/>
+        <w:keepNext/>
+      </w:pPr>
+      <w:r>
+        <w:rPr>
+          <w:color w:val="000000"/>
+          <w:i/>
+        </w:rPr>
+        <w:t>Hướng dẫn: Viết đúng độ dài và sử dụng đủ các dạng câu bị động được yêu cầu.</w:t>
+      </w:r>
+    </w:p>
+    <w:p>
+      <w:pPr>
+        <w:spacing w:before="40" w:after="60"/>
+      </w:pPr>
+      <w:r>
+        <w:rPr>
+          <w:color w:val="000000"/>
+        </w:rPr>
+        <w:t>Viết 90–110 từ mô tả một thư viện hoặc công trình công cộng. Dùng câu bị động ở ít nhất 4 thì/cấu trúc khác nhau.</w:t>
+      </w:r>
+    </w:p>
+    <w:p>
+      <w:pPr>
+        <w:spacing w:before="0" w:after="280"/>
+        <w:keepNext/>
+        <w:jc w:val="center"/>
+      </w:pPr>
+      <w:r>
+        <w:rPr>
+          <w:color w:val="000000"/>
           <w:b/>
         </w:rPr>
-        <w:t xml:space="preserve">PHẦN 1: 1. B; 2. B; 3. B; 4. A; 5. B; 6. B; 7. A; 8. B; 9. B; 10. B</w:t>
-      </w:r>
-    </w:p>
-    <w:p>
-      <w:r>
-        <w:rPr>
+        <w:br w:type="page"/>
+        <w:t>ĐÁP ÁN</w:t>
+      </w:r>
+    </w:p>
+    <w:p>
+      <w:pPr>
+        <w:spacing w:before="240" w:after="60"/>
+        <w:keepNext/>
+      </w:pPr>
+      <w:r>
+        <w:rPr>
+          <w:color w:val="000000"/>
           <w:b/>
         </w:rPr>
-        <w:t xml:space="preserve">PHẦN 2: 1. Coffee is grown here.; 2. The museum was opened in 2010.; 3. The door is being painted.; 4. The road was being repaired.; 5. The result will be announced by the company.; 6. A hospital is going to be built.; 7. A new species has been discovered by scientists.; 8. A helmet must be worn.; 9. The problem cannot be solved.; 10. Was this letter written by Lan?</w:t>
-      </w:r>
-    </w:p>
-    <w:p>
-      <w:r>
-        <w:rPr>
+        <w:t>PHẦN 1</w:t>
+      </w:r>
+    </w:p>
+    <w:p>
+      <w:pPr>
+        <w:spacing w:before="60" w:after="120"/>
+      </w:pPr>
+      <w:r>
+        <w:rPr>
+          <w:color w:val="000000"/>
+        </w:rPr>
+        <w:t>Câu 1: B</w:t>
+      </w:r>
+    </w:p>
+    <w:p>
+      <w:pPr>
+        <w:spacing w:before="60" w:after="120"/>
+      </w:pPr>
+      <w:r>
+        <w:rPr>
+          <w:color w:val="000000"/>
+        </w:rPr>
+        <w:t>Câu 2: B</w:t>
+      </w:r>
+    </w:p>
+    <w:p>
+      <w:pPr>
+        <w:spacing w:before="60" w:after="120"/>
+      </w:pPr>
+      <w:r>
+        <w:rPr>
+          <w:color w:val="000000"/>
+        </w:rPr>
+        <w:t>Câu 3: B</w:t>
+      </w:r>
+    </w:p>
+    <w:p>
+      <w:pPr>
+        <w:spacing w:before="60" w:after="120"/>
+      </w:pPr>
+      <w:r>
+        <w:rPr>
+          <w:color w:val="000000"/>
+        </w:rPr>
+        <w:t>Câu 4: A</w:t>
+      </w:r>
+    </w:p>
+    <w:p>
+      <w:pPr>
+        <w:spacing w:before="60" w:after="120"/>
+      </w:pPr>
+      <w:r>
+        <w:rPr>
+          <w:color w:val="000000"/>
+        </w:rPr>
+        <w:t>Câu 5: B</w:t>
+      </w:r>
+    </w:p>
+    <w:p>
+      <w:pPr>
+        <w:spacing w:before="60" w:after="120"/>
+      </w:pPr>
+      <w:r>
+        <w:rPr>
+          <w:color w:val="000000"/>
+        </w:rPr>
+        <w:t>Câu 6: B</w:t>
+      </w:r>
+    </w:p>
+    <w:p>
+      <w:pPr>
+        <w:spacing w:before="60" w:after="120"/>
+      </w:pPr>
+      <w:r>
+        <w:rPr>
+          <w:color w:val="000000"/>
+        </w:rPr>
+        <w:t>Câu 7: A</w:t>
+      </w:r>
+    </w:p>
+    <w:p>
+      <w:pPr>
+        <w:spacing w:before="60" w:after="120"/>
+      </w:pPr>
+      <w:r>
+        <w:rPr>
+          <w:color w:val="000000"/>
+        </w:rPr>
+        <w:t>Câu 8: B</w:t>
+      </w:r>
+    </w:p>
+    <w:p>
+      <w:pPr>
+        <w:spacing w:before="60" w:after="120"/>
+      </w:pPr>
+      <w:r>
+        <w:rPr>
+          <w:color w:val="000000"/>
+        </w:rPr>
+        <w:t>Câu 9: B</w:t>
+      </w:r>
+    </w:p>
+    <w:p>
+      <w:pPr>
+        <w:spacing w:before="60" w:after="120"/>
+      </w:pPr>
+      <w:r>
+        <w:rPr>
+          <w:color w:val="000000"/>
+        </w:rPr>
+        <w:t>Câu 10: B</w:t>
+      </w:r>
+    </w:p>
+    <w:p>
+      <w:pPr>
+        <w:spacing w:before="240" w:after="60"/>
+        <w:keepNext/>
+      </w:pPr>
+      <w:r>
+        <w:rPr>
+          <w:color w:val="000000"/>
           <w:b/>
         </w:rPr>
-        <w:t xml:space="preserve">PHẦN 3: 1. written; 2. made; 3. repaired; 4. sent; 5. planted; 6. cleaned; 7. caught; 8. built; 9. sung; 10. finished</w:t>
-      </w:r>
-    </w:p>
-    <w:p>
-      <w:r>
-        <w:rPr>
+        <w:t>PHẦN 2</w:t>
+      </w:r>
+    </w:p>
+    <w:p>
+      <w:pPr>
+        <w:spacing w:before="60" w:after="120"/>
+      </w:pPr>
+      <w:r>
+        <w:rPr>
+          <w:color w:val="000000"/>
+        </w:rPr>
+        <w:t>Câu 1: Coffee is grown here.</w:t>
+      </w:r>
+    </w:p>
+    <w:p>
+      <w:pPr>
+        <w:spacing w:before="60" w:after="120"/>
+      </w:pPr>
+      <w:r>
+        <w:rPr>
+          <w:color w:val="000000"/>
+        </w:rPr>
+        <w:t>Câu 2: The museum was opened in 2010.</w:t>
+      </w:r>
+    </w:p>
+    <w:p>
+      <w:pPr>
+        <w:spacing w:before="60" w:after="120"/>
+      </w:pPr>
+      <w:r>
+        <w:rPr>
+          <w:color w:val="000000"/>
+        </w:rPr>
+        <w:t>Câu 3: The door is being painted.</w:t>
+      </w:r>
+    </w:p>
+    <w:p>
+      <w:pPr>
+        <w:spacing w:before="60" w:after="120"/>
+      </w:pPr>
+      <w:r>
+        <w:rPr>
+          <w:color w:val="000000"/>
+        </w:rPr>
+        <w:t>Câu 4: The road was being repaired.</w:t>
+      </w:r>
+    </w:p>
+    <w:p>
+      <w:pPr>
+        <w:spacing w:before="60" w:after="120"/>
+      </w:pPr>
+      <w:r>
+        <w:rPr>
+          <w:color w:val="000000"/>
+        </w:rPr>
+        <w:t>Câu 5: The result will be announced by the company.</w:t>
+      </w:r>
+    </w:p>
+    <w:p>
+      <w:pPr>
+        <w:spacing w:before="60" w:after="120"/>
+      </w:pPr>
+      <w:r>
+        <w:rPr>
+          <w:color w:val="000000"/>
+        </w:rPr>
+        <w:t>Câu 6: A hospital is going to be built.</w:t>
+      </w:r>
+    </w:p>
+    <w:p>
+      <w:pPr>
+        <w:spacing w:before="60" w:after="120"/>
+      </w:pPr>
+      <w:r>
+        <w:rPr>
+          <w:color w:val="000000"/>
+        </w:rPr>
+        <w:t>Câu 7: A new species has been discovered by scientists.</w:t>
+      </w:r>
+    </w:p>
+    <w:p>
+      <w:pPr>
+        <w:spacing w:before="60" w:after="120"/>
+      </w:pPr>
+      <w:r>
+        <w:rPr>
+          <w:color w:val="000000"/>
+        </w:rPr>
+        <w:t>Câu 8: A helmet must be worn.</w:t>
+      </w:r>
+    </w:p>
+    <w:p>
+      <w:pPr>
+        <w:spacing w:before="60" w:after="120"/>
+      </w:pPr>
+      <w:r>
+        <w:rPr>
+          <w:color w:val="000000"/>
+        </w:rPr>
+        <w:t>Câu 9: The problem cannot be solved.</w:t>
+      </w:r>
+    </w:p>
+    <w:p>
+      <w:pPr>
+        <w:spacing w:before="60" w:after="120"/>
+      </w:pPr>
+      <w:r>
+        <w:rPr>
+          <w:color w:val="000000"/>
+        </w:rPr>
+        <w:t>Câu 10: Was this letter written by Lan?</w:t>
+      </w:r>
+    </w:p>
+    <w:p>
+      <w:pPr>
+        <w:spacing w:before="240" w:after="60"/>
+        <w:keepNext/>
+      </w:pPr>
+      <w:r>
+        <w:rPr>
+          <w:color w:val="000000"/>
           <w:b/>
         </w:rPr>
-        <w:t xml:space="preserve">PHẦN 4: 1. Mai was given a prize. / A prize was given to Mai.; 2. I was bought a jacket. / A jacket was bought for me.; 3. We were taught English. / English was taught to us.; 4. Lan was sent an email. / An email was sent to Lan.; 5. I was shown the photo. / The photo was shown to me.; 6. He was offered a job. / A job was offered to him.; 7. We were made dinner. / Dinner was made for us.; 8. Visitors were told the story. / The story was told to visitors.; 9. I was lent her bicycle. / Her bicycle was lent to me.; 10. She was promised a refund. / A refund was promised to her.</w:t>
-      </w:r>
-    </w:p>
-    <w:p>
-      <w:r>
-        <w:rPr>
+        <w:t>PHẦN 3</w:t>
+      </w:r>
+    </w:p>
+    <w:p>
+      <w:pPr>
+        <w:spacing w:before="60" w:after="120"/>
+      </w:pPr>
+      <w:r>
+        <w:rPr>
+          <w:color w:val="000000"/>
+        </w:rPr>
+        <w:t>Câu 1: written</w:t>
+      </w:r>
+    </w:p>
+    <w:p>
+      <w:pPr>
+        <w:spacing w:before="60" w:after="120"/>
+      </w:pPr>
+      <w:r>
+        <w:rPr>
+          <w:color w:val="000000"/>
+        </w:rPr>
+        <w:t>Câu 2: made</w:t>
+      </w:r>
+    </w:p>
+    <w:p>
+      <w:pPr>
+        <w:spacing w:before="60" w:after="120"/>
+      </w:pPr>
+      <w:r>
+        <w:rPr>
+          <w:color w:val="000000"/>
+        </w:rPr>
+        <w:t>Câu 3: repaired</w:t>
+      </w:r>
+    </w:p>
+    <w:p>
+      <w:pPr>
+        <w:spacing w:before="60" w:after="120"/>
+      </w:pPr>
+      <w:r>
+        <w:rPr>
+          <w:color w:val="000000"/>
+        </w:rPr>
+        <w:t>Câu 4: sent</w:t>
+      </w:r>
+    </w:p>
+    <w:p>
+      <w:pPr>
+        <w:spacing w:before="60" w:after="120"/>
+      </w:pPr>
+      <w:r>
+        <w:rPr>
+          <w:color w:val="000000"/>
+        </w:rPr>
+        <w:t>Câu 5: planted</w:t>
+      </w:r>
+    </w:p>
+    <w:p>
+      <w:pPr>
+        <w:spacing w:before="60" w:after="120"/>
+      </w:pPr>
+      <w:r>
+        <w:rPr>
+          <w:color w:val="000000"/>
+        </w:rPr>
+        <w:t>Câu 6: cleaned</w:t>
+      </w:r>
+    </w:p>
+    <w:p>
+      <w:pPr>
+        <w:spacing w:before="60" w:after="120"/>
+      </w:pPr>
+      <w:r>
+        <w:rPr>
+          <w:color w:val="000000"/>
+        </w:rPr>
+        <w:t>Câu 7: caught</w:t>
+      </w:r>
+    </w:p>
+    <w:p>
+      <w:pPr>
+        <w:spacing w:before="60" w:after="120"/>
+      </w:pPr>
+      <w:r>
+        <w:rPr>
+          <w:color w:val="000000"/>
+        </w:rPr>
+        <w:t>Câu 8: built</w:t>
+      </w:r>
+    </w:p>
+    <w:p>
+      <w:pPr>
+        <w:spacing w:before="60" w:after="120"/>
+      </w:pPr>
+      <w:r>
+        <w:rPr>
+          <w:color w:val="000000"/>
+        </w:rPr>
+        <w:t>Câu 9: sung</w:t>
+      </w:r>
+    </w:p>
+    <w:p>
+      <w:pPr>
+        <w:spacing w:before="60" w:after="120"/>
+      </w:pPr>
+      <w:r>
+        <w:rPr>
+          <w:color w:val="000000"/>
+        </w:rPr>
+        <w:t>Câu 10: finished</w:t>
+      </w:r>
+    </w:p>
+    <w:p>
+      <w:pPr>
+        <w:spacing w:before="240" w:after="60"/>
+        <w:keepNext/>
+      </w:pPr>
+      <w:r>
+        <w:rPr>
+          <w:color w:val="000000"/>
           <w:b/>
         </w:rPr>
-        <w:t xml:space="preserve">PHẦN 5: 1. It is said that he is honest. / He is said to be honest.; 2. It is believed that the painting is valuable. / The painting is believed to be valuable.; 3. It is thought that she lives abroad. / She is thought to live abroad.; 4. The team is expected to win.; 5. It is known that water boils at 100°C.; 6. The road is reported to be closed.; 7. He is considered a good leader.; 8. The company is said to have lost money.; 9. The castle is believed to be haunted.; 10. Prices are expected to rise.</w:t>
-      </w:r>
-    </w:p>
-    <w:p>
-      <w:r>
-        <w:rPr>
+        <w:t>PHẦN 4</w:t>
+      </w:r>
+    </w:p>
+    <w:p>
+      <w:pPr>
+        <w:spacing w:before="60" w:after="120"/>
+      </w:pPr>
+      <w:r>
+        <w:rPr>
+          <w:color w:val="000000"/>
+        </w:rPr>
+        <w:t>Câu 1: Mai was given a prize. / A prize was given to Mai.</w:t>
+      </w:r>
+    </w:p>
+    <w:p>
+      <w:pPr>
+        <w:spacing w:before="60" w:after="120"/>
+      </w:pPr>
+      <w:r>
+        <w:rPr>
+          <w:color w:val="000000"/>
+        </w:rPr>
+        <w:t>Câu 2: I was bought a jacket. / A jacket was bought for me.</w:t>
+      </w:r>
+    </w:p>
+    <w:p>
+      <w:pPr>
+        <w:spacing w:before="60" w:after="120"/>
+      </w:pPr>
+      <w:r>
+        <w:rPr>
+          <w:color w:val="000000"/>
+        </w:rPr>
+        <w:t>Câu 3: We were taught English. / English was taught to us.</w:t>
+      </w:r>
+    </w:p>
+    <w:p>
+      <w:pPr>
+        <w:spacing w:before="60" w:after="120"/>
+      </w:pPr>
+      <w:r>
+        <w:rPr>
+          <w:color w:val="000000"/>
+        </w:rPr>
+        <w:t>Câu 4: Lan was sent an email. / An email was sent to Lan.</w:t>
+      </w:r>
+    </w:p>
+    <w:p>
+      <w:pPr>
+        <w:spacing w:before="60" w:after="120"/>
+      </w:pPr>
+      <w:r>
+        <w:rPr>
+          <w:color w:val="000000"/>
+        </w:rPr>
+        <w:t>Câu 5: I was shown the photo. / The photo was shown to me.</w:t>
+      </w:r>
+    </w:p>
+    <w:p>
+      <w:pPr>
+        <w:spacing w:before="60" w:after="120"/>
+      </w:pPr>
+      <w:r>
+        <w:rPr>
+          <w:color w:val="000000"/>
+        </w:rPr>
+        <w:t>Câu 6: He was offered a job. / A job was offered to him.</w:t>
+      </w:r>
+    </w:p>
+    <w:p>
+      <w:pPr>
+        <w:spacing w:before="60" w:after="120"/>
+      </w:pPr>
+      <w:r>
+        <w:rPr>
+          <w:color w:val="000000"/>
+        </w:rPr>
+        <w:t>Câu 7: We were made dinner. / Dinner was made for us.</w:t>
+      </w:r>
+    </w:p>
+    <w:p>
+      <w:pPr>
+        <w:spacing w:before="60" w:after="120"/>
+      </w:pPr>
+      <w:r>
+        <w:rPr>
+          <w:color w:val="000000"/>
+        </w:rPr>
+        <w:t>Câu 8: Visitors were told the story. / The story was told to visitors.</w:t>
+      </w:r>
+    </w:p>
+    <w:p>
+      <w:pPr>
+        <w:spacing w:before="60" w:after="120"/>
+      </w:pPr>
+      <w:r>
+        <w:rPr>
+          <w:color w:val="000000"/>
+        </w:rPr>
+        <w:t>Câu 9: I was lent her bicycle. / Her bicycle was lent to me.</w:t>
+      </w:r>
+    </w:p>
+    <w:p>
+      <w:pPr>
+        <w:spacing w:before="60" w:after="120"/>
+      </w:pPr>
+      <w:r>
+        <w:rPr>
+          <w:color w:val="000000"/>
+        </w:rPr>
+        <w:t>Câu 10: She was promised a refund. / A refund was promised to her.</w:t>
+      </w:r>
+    </w:p>
+    <w:p>
+      <w:pPr>
+        <w:spacing w:before="240" w:after="60"/>
+        <w:keepNext/>
+      </w:pPr>
+      <w:r>
+        <w:rPr>
+          <w:color w:val="000000"/>
           <w:b/>
         </w:rPr>
-        <w:t xml:space="preserve">PHẦN 6: 1. I had my car repaired.; 2. Lan had her hair cut.; 3. We are having our house painted.; 4. I will have my teeth checked.; 5. Nam got his computer installed.; 6. She has her office cleaned weekly.; 7. They had their wedding photos taken.; 8. We are going to have our sofa delivered.; 9. He had his suit made.; 10. They have the machine checked monthly.</w:t>
-      </w:r>
-    </w:p>
-    <w:p>
-      <w:r>
-        <w:rPr>
+        <w:t>PHẦN 5</w:t>
+      </w:r>
+    </w:p>
+    <w:p>
+      <w:pPr>
+        <w:spacing w:before="60" w:after="120"/>
+      </w:pPr>
+      <w:r>
+        <w:rPr>
+          <w:color w:val="000000"/>
+        </w:rPr>
+        <w:t>Câu 1: It is said that he is honest. / He is said to be honest.</w:t>
+      </w:r>
+    </w:p>
+    <w:p>
+      <w:pPr>
+        <w:spacing w:before="60" w:after="120"/>
+      </w:pPr>
+      <w:r>
+        <w:rPr>
+          <w:color w:val="000000"/>
+        </w:rPr>
+        <w:t>Câu 2: It is believed that the painting is valuable. / The painting is believed to be valuable.</w:t>
+      </w:r>
+    </w:p>
+    <w:p>
+      <w:pPr>
+        <w:spacing w:before="60" w:after="120"/>
+      </w:pPr>
+      <w:r>
+        <w:rPr>
+          <w:color w:val="000000"/>
+        </w:rPr>
+        <w:t>Câu 3: It is thought that she lives abroad. / She is thought to live abroad.</w:t>
+      </w:r>
+    </w:p>
+    <w:p>
+      <w:pPr>
+        <w:spacing w:before="60" w:after="120"/>
+      </w:pPr>
+      <w:r>
+        <w:rPr>
+          <w:color w:val="000000"/>
+        </w:rPr>
+        <w:t>Câu 4: The team is expected to win.</w:t>
+      </w:r>
+    </w:p>
+    <w:p>
+      <w:pPr>
+        <w:spacing w:before="60" w:after="120"/>
+      </w:pPr>
+      <w:r>
+        <w:rPr>
+          <w:color w:val="000000"/>
+        </w:rPr>
+        <w:t>Câu 5: It is known that water boils at 100°C.</w:t>
+      </w:r>
+    </w:p>
+    <w:p>
+      <w:pPr>
+        <w:spacing w:before="60" w:after="120"/>
+      </w:pPr>
+      <w:r>
+        <w:rPr>
+          <w:color w:val="000000"/>
+        </w:rPr>
+        <w:t>Câu 6: The road is reported to be closed.</w:t>
+      </w:r>
+    </w:p>
+    <w:p>
+      <w:pPr>
+        <w:spacing w:before="60" w:after="120"/>
+      </w:pPr>
+      <w:r>
+        <w:rPr>
+          <w:color w:val="000000"/>
+        </w:rPr>
+        <w:t>Câu 7: He is considered a good leader.</w:t>
+      </w:r>
+    </w:p>
+    <w:p>
+      <w:pPr>
+        <w:spacing w:before="60" w:after="120"/>
+      </w:pPr>
+      <w:r>
+        <w:rPr>
+          <w:color w:val="000000"/>
+        </w:rPr>
+        <w:t>Câu 8: The company is said to have lost money.</w:t>
+      </w:r>
+    </w:p>
+    <w:p>
+      <w:pPr>
+        <w:spacing w:before="60" w:after="120"/>
+      </w:pPr>
+      <w:r>
+        <w:rPr>
+          <w:color w:val="000000"/>
+        </w:rPr>
+        <w:t>Câu 9: The castle is believed to be haunted.</w:t>
+      </w:r>
+    </w:p>
+    <w:p>
+      <w:pPr>
+        <w:spacing w:before="60" w:after="120"/>
+      </w:pPr>
+      <w:r>
+        <w:rPr>
+          <w:color w:val="000000"/>
+        </w:rPr>
+        <w:t>Câu 10: Prices are expected to rise.</w:t>
+      </w:r>
+    </w:p>
+    <w:p>
+      <w:pPr>
+        <w:spacing w:before="240" w:after="60"/>
+        <w:keepNext/>
+      </w:pPr>
+      <w:r>
+        <w:rPr>
+          <w:color w:val="000000"/>
           <w:b/>
         </w:rPr>
-        <w:t xml:space="preserve">PHẦN 7: 1. The room is cleaned every day.; 2. The bridge was built last year.; 3. The car is being repaired.; 4. The letters have been sent.; 5. The work will be finished tomorrow.; 6. Helmets must be worn.; 7. I was given a present.; 8. A gift was bought for me.; 9. He is said to be rich.; 10. I had my phone repaired.</w:t>
-      </w:r>
-    </w:p>
-    <w:p>
-      <w:r>
-        <w:rPr>
+        <w:t>PHẦN 6</w:t>
+      </w:r>
+    </w:p>
+    <w:p>
+      <w:pPr>
+        <w:spacing w:before="60" w:after="120"/>
+      </w:pPr>
+      <w:r>
+        <w:rPr>
+          <w:color w:val="000000"/>
+        </w:rPr>
+        <w:t>Câu 1: I had my car repaired.</w:t>
+      </w:r>
+    </w:p>
+    <w:p>
+      <w:pPr>
+        <w:spacing w:before="60" w:after="120"/>
+      </w:pPr>
+      <w:r>
+        <w:rPr>
+          <w:color w:val="000000"/>
+        </w:rPr>
+        <w:t>Câu 2: Lan had her hair cut.</w:t>
+      </w:r>
+    </w:p>
+    <w:p>
+      <w:pPr>
+        <w:spacing w:before="60" w:after="120"/>
+      </w:pPr>
+      <w:r>
+        <w:rPr>
+          <w:color w:val="000000"/>
+        </w:rPr>
+        <w:t>Câu 3: We are having our house painted.</w:t>
+      </w:r>
+    </w:p>
+    <w:p>
+      <w:pPr>
+        <w:spacing w:before="60" w:after="120"/>
+      </w:pPr>
+      <w:r>
+        <w:rPr>
+          <w:color w:val="000000"/>
+        </w:rPr>
+        <w:t>Câu 4: I will have my teeth checked.</w:t>
+      </w:r>
+    </w:p>
+    <w:p>
+      <w:pPr>
+        <w:spacing w:before="60" w:after="120"/>
+      </w:pPr>
+      <w:r>
+        <w:rPr>
+          <w:color w:val="000000"/>
+        </w:rPr>
+        <w:t>Câu 5: Nam got his computer installed.</w:t>
+      </w:r>
+    </w:p>
+    <w:p>
+      <w:pPr>
+        <w:spacing w:before="60" w:after="120"/>
+      </w:pPr>
+      <w:r>
+        <w:rPr>
+          <w:color w:val="000000"/>
+        </w:rPr>
+        <w:t>Câu 6: She has her office cleaned weekly.</w:t>
+      </w:r>
+    </w:p>
+    <w:p>
+      <w:pPr>
+        <w:spacing w:before="60" w:after="120"/>
+      </w:pPr>
+      <w:r>
+        <w:rPr>
+          <w:color w:val="000000"/>
+        </w:rPr>
+        <w:t>Câu 7: They had their wedding photos taken.</w:t>
+      </w:r>
+    </w:p>
+    <w:p>
+      <w:pPr>
+        <w:spacing w:before="60" w:after="120"/>
+      </w:pPr>
+      <w:r>
+        <w:rPr>
+          <w:color w:val="000000"/>
+        </w:rPr>
+        <w:t>Câu 8: We are going to have our sofa delivered.</w:t>
+      </w:r>
+    </w:p>
+    <w:p>
+      <w:pPr>
+        <w:spacing w:before="60" w:after="120"/>
+      </w:pPr>
+      <w:r>
+        <w:rPr>
+          <w:color w:val="000000"/>
+        </w:rPr>
+        <w:t>Câu 9: He had his suit made.</w:t>
+      </w:r>
+    </w:p>
+    <w:p>
+      <w:pPr>
+        <w:spacing w:before="60" w:after="120"/>
+      </w:pPr>
+      <w:r>
+        <w:rPr>
+          <w:color w:val="000000"/>
+        </w:rPr>
+        <w:t>Câu 10: They have the machine checked monthly.</w:t>
+      </w:r>
+    </w:p>
+    <w:p>
+      <w:pPr>
+        <w:spacing w:before="240" w:after="60"/>
+        <w:keepNext/>
+      </w:pPr>
+      <w:r>
+        <w:rPr>
+          <w:color w:val="000000"/>
           <w:b/>
         </w:rPr>
-        <w:t xml:space="preserve">PHẦN 8: 1 English is spoken in many countries. 2 The bridge was built last year. 3 The room is being cleaned. 4 The letter has been sent. 5 The result will be announced tomorrow. 6 Helmets must be worn. 7 Lan was given a prize. 8 He is said to be very talented. 9 I had my hair cut yesterday. 10 A hospital is going to be built here.</w:t>
-      </w:r>
-    </w:p>
-    <w:p>
-      <w:r>
-        <w:rPr>
+        <w:t>PHẦN 7</w:t>
+      </w:r>
+    </w:p>
+    <w:p>
+      <w:pPr>
+        <w:spacing w:before="60" w:after="120"/>
+      </w:pPr>
+      <w:r>
+        <w:rPr>
+          <w:color w:val="000000"/>
+        </w:rPr>
+        <w:t>Câu 1: The room is cleaned every day.</w:t>
+      </w:r>
+    </w:p>
+    <w:p>
+      <w:pPr>
+        <w:spacing w:before="60" w:after="120"/>
+      </w:pPr>
+      <w:r>
+        <w:rPr>
+          <w:color w:val="000000"/>
+        </w:rPr>
+        <w:t>Câu 2: The bridge was built last year.</w:t>
+      </w:r>
+    </w:p>
+    <w:p>
+      <w:pPr>
+        <w:spacing w:before="60" w:after="120"/>
+      </w:pPr>
+      <w:r>
+        <w:rPr>
+          <w:color w:val="000000"/>
+        </w:rPr>
+        <w:t>Câu 3: The car is being repaired.</w:t>
+      </w:r>
+    </w:p>
+    <w:p>
+      <w:pPr>
+        <w:spacing w:before="60" w:after="120"/>
+      </w:pPr>
+      <w:r>
+        <w:rPr>
+          <w:color w:val="000000"/>
+        </w:rPr>
+        <w:t>Câu 4: The letters have been sent.</w:t>
+      </w:r>
+    </w:p>
+    <w:p>
+      <w:pPr>
+        <w:spacing w:before="60" w:after="120"/>
+      </w:pPr>
+      <w:r>
+        <w:rPr>
+          <w:color w:val="000000"/>
+        </w:rPr>
+        <w:t>Câu 5: The work will be finished tomorrow.</w:t>
+      </w:r>
+    </w:p>
+    <w:p>
+      <w:pPr>
+        <w:spacing w:before="60" w:after="120"/>
+      </w:pPr>
+      <w:r>
+        <w:rPr>
+          <w:color w:val="000000"/>
+        </w:rPr>
+        <w:t>Câu 6: Helmets must be worn.</w:t>
+      </w:r>
+    </w:p>
+    <w:p>
+      <w:pPr>
+        <w:spacing w:before="60" w:after="120"/>
+      </w:pPr>
+      <w:r>
+        <w:rPr>
+          <w:color w:val="000000"/>
+        </w:rPr>
+        <w:t>Câu 7: I was given a present.</w:t>
+      </w:r>
+    </w:p>
+    <w:p>
+      <w:pPr>
+        <w:spacing w:before="60" w:after="120"/>
+      </w:pPr>
+      <w:r>
+        <w:rPr>
+          <w:color w:val="000000"/>
+        </w:rPr>
+        <w:t>Câu 8: A gift was bought for me.</w:t>
+      </w:r>
+    </w:p>
+    <w:p>
+      <w:pPr>
+        <w:spacing w:before="60" w:after="120"/>
+      </w:pPr>
+      <w:r>
+        <w:rPr>
+          <w:color w:val="000000"/>
+        </w:rPr>
+        <w:t>Câu 9: He is said to be rich.</w:t>
+      </w:r>
+    </w:p>
+    <w:p>
+      <w:pPr>
+        <w:spacing w:before="60" w:after="120"/>
+      </w:pPr>
+      <w:r>
+        <w:rPr>
+          <w:color w:val="000000"/>
+        </w:rPr>
+        <w:t>Câu 10: I had my phone repaired.</w:t>
+      </w:r>
+    </w:p>
+    <w:p>
+      <w:pPr>
+        <w:spacing w:before="240" w:after="60"/>
+        <w:keepNext/>
+      </w:pPr>
+      <w:r>
+        <w:rPr>
+          <w:color w:val="000000"/>
           <w:b/>
         </w:rPr>
-        <w:t xml:space="preserve">PHẦN 9: 1. In 1998. 2. Hundreds of students. 3. The reading room. 4. More books. 5. One of the best local history collections.</w:t>
-      </w:r>
-    </w:p>
-    <w:p>
-      <w:r>
-        <w:rPr>
+        <w:t>PHẦN 8</w:t>
+      </w:r>
+    </w:p>
+    <w:p>
+      <w:pPr>
+        <w:spacing w:before="60" w:after="120"/>
+      </w:pPr>
+      <w:r>
+        <w:rPr>
+          <w:color w:val="000000"/>
+        </w:rPr>
+        <w:t>Câu 1: English is spoken in many countries.</w:t>
+      </w:r>
+    </w:p>
+    <w:p>
+      <w:pPr>
+        <w:spacing w:before="60" w:after="120"/>
+      </w:pPr>
+      <w:r>
+        <w:rPr>
+          <w:color w:val="000000"/>
+        </w:rPr>
+        <w:t>Câu 2: The bridge was built last year.</w:t>
+      </w:r>
+    </w:p>
+    <w:p>
+      <w:pPr>
+        <w:spacing w:before="60" w:after="120"/>
+      </w:pPr>
+      <w:r>
+        <w:rPr>
+          <w:color w:val="000000"/>
+        </w:rPr>
+        <w:t>Câu 3: The room is being cleaned.</w:t>
+      </w:r>
+    </w:p>
+    <w:p>
+      <w:pPr>
+        <w:spacing w:before="60" w:after="120"/>
+      </w:pPr>
+      <w:r>
+        <w:rPr>
+          <w:color w:val="000000"/>
+        </w:rPr>
+        <w:t>Câu 4: The letter has been sent.</w:t>
+      </w:r>
+    </w:p>
+    <w:p>
+      <w:pPr>
+        <w:spacing w:before="60" w:after="120"/>
+      </w:pPr>
+      <w:r>
+        <w:rPr>
+          <w:color w:val="000000"/>
+        </w:rPr>
+        <w:t>Câu 5: The result will be announced tomorrow.</w:t>
+      </w:r>
+    </w:p>
+    <w:p>
+      <w:pPr>
+        <w:spacing w:before="60" w:after="120"/>
+      </w:pPr>
+      <w:r>
+        <w:rPr>
+          <w:color w:val="000000"/>
+        </w:rPr>
+        <w:t>Câu 6: Helmets must be worn.</w:t>
+      </w:r>
+    </w:p>
+    <w:p>
+      <w:pPr>
+        <w:spacing w:before="60" w:after="120"/>
+      </w:pPr>
+      <w:r>
+        <w:rPr>
+          <w:color w:val="000000"/>
+        </w:rPr>
+        <w:t>Câu 7: Lan was given a prize.</w:t>
+      </w:r>
+    </w:p>
+    <w:p>
+      <w:pPr>
+        <w:spacing w:before="60" w:after="120"/>
+      </w:pPr>
+      <w:r>
+        <w:rPr>
+          <w:color w:val="000000"/>
+        </w:rPr>
+        <w:t>Câu 8: He is said to be very talented.</w:t>
+      </w:r>
+    </w:p>
+    <w:p>
+      <w:pPr>
+        <w:spacing w:before="60" w:after="120"/>
+      </w:pPr>
+      <w:r>
+        <w:rPr>
+          <w:color w:val="000000"/>
+        </w:rPr>
+        <w:t>Câu 9: I had my hair cut yesterday.</w:t>
+      </w:r>
+    </w:p>
+    <w:p>
+      <w:pPr>
+        <w:spacing w:before="60" w:after="120"/>
+      </w:pPr>
+      <w:r>
+        <w:rPr>
+          <w:color w:val="000000"/>
+        </w:rPr>
+        <w:t>Câu 10: A hospital is going to be built here.</w:t>
+      </w:r>
+    </w:p>
+    <w:p>
+      <w:pPr>
+        <w:spacing w:before="240" w:after="60"/>
+        <w:keepNext/>
+      </w:pPr>
+      <w:r>
+        <w:rPr>
+          <w:color w:val="000000"/>
           <w:b/>
         </w:rPr>
-        <w:t xml:space="preserve">BÀI VIẾT MẪU (99 từ): The Riverside Library was built ten years ago and is used by many local families. Books are arranged by subject, and computers are provided for students. Last month, the children's room was repainted and new tables were bought. A small café is being added beside the entrance. The work has not been completed yet, but it will be finished next week. Food must not be taken into the reading rooms. The library is believed to contain more than thirty thousand books. My sister had her membership card made there yesterday, and she was given a useful guide by the librarian.</w:t>
+        <w:t>PHẦN 9</w:t>
+      </w:r>
+    </w:p>
+    <w:p>
+      <w:pPr>
+        <w:spacing w:before="60" w:after="120"/>
+      </w:pPr>
+      <w:r>
+        <w:rPr>
+          <w:color w:val="000000"/>
+        </w:rPr>
+        <w:t>Câu 1: In 1998.</w:t>
+      </w:r>
+    </w:p>
+    <w:p>
+      <w:pPr>
+        <w:spacing w:before="60" w:after="120"/>
+      </w:pPr>
+      <w:r>
+        <w:rPr>
+          <w:color w:val="000000"/>
+        </w:rPr>
+        <w:t>Câu 2: Hundreds of students.</w:t>
+      </w:r>
+    </w:p>
+    <w:p>
+      <w:pPr>
+        <w:spacing w:before="60" w:after="120"/>
+      </w:pPr>
+      <w:r>
+        <w:rPr>
+          <w:color w:val="000000"/>
+        </w:rPr>
+        <w:t>Câu 3: The reading room.</w:t>
+      </w:r>
+    </w:p>
+    <w:p>
+      <w:pPr>
+        <w:spacing w:before="60" w:after="120"/>
+      </w:pPr>
+      <w:r>
+        <w:rPr>
+          <w:color w:val="000000"/>
+        </w:rPr>
+        <w:t>Câu 4: More books.</w:t>
+      </w:r>
+    </w:p>
+    <w:p>
+      <w:pPr>
+        <w:spacing w:before="60" w:after="120"/>
+      </w:pPr>
+      <w:r>
+        <w:rPr>
+          <w:color w:val="000000"/>
+        </w:rPr>
+        <w:t>Câu 5: One of the best local history collections.</w:t>
+      </w:r>
+    </w:p>
+    <w:p>
+      <w:pPr>
+        <w:spacing w:before="240" w:after="60"/>
+        <w:keepNext/>
+      </w:pPr>
+      <w:r>
+        <w:rPr>
+          <w:color w:val="000000"/>
+          <w:b/>
+        </w:rPr>
+        <w:t>PHẦN 10</w:t>
+      </w:r>
+    </w:p>
+    <w:p>
+      <w:pPr>
+        <w:spacing w:before="240" w:after="60"/>
+        <w:keepNext/>
+      </w:pPr>
+      <w:r>
+        <w:rPr>
+          <w:color w:val="000000"/>
+          <w:b/>
+        </w:rPr>
+        <w:t>Câu trả lời tham khảo</w:t>
+      </w:r>
+    </w:p>
+    <w:p>
+      <w:pPr>
+        <w:spacing w:before="0" w:after="160"/>
+      </w:pPr>
+      <w:r>
+        <w:rPr>
+          <w:color w:val="000000"/>
+        </w:rPr>
+        <w:t>BÀI VIẾT MẪU (99 từ): The Riverside Library was built ten years ago and is used by many local families. Books are arranged by subject, and computers are provided for students. Last month, the children's room was repainted and new tables were bought. A small café is being added beside the entrance. The work has not been completed yet, but it will be finished next week. Food must not be taken into the reading rooms. The library is believed to contain more than thirty thousand books. My sister had her membership card made there yesterday, and she was given a useful guide by the librarian.</w:t>
       </w:r>
     </w:p>
     <w:sectPr>
